--- a/chapter1/Annotated_TOC.docx
+++ b/chapter1/Annotated_TOC.docx
@@ -156,7 +156,7 @@
         <w:t>Companion material.</w:t>
       </w:r>
       <w:r>
-        <w:t xml:space="preserve"> A set of Python notebooks reproducing every analytical figure in the book and implementing the design procedures of Chapters 6, 7 and 10, published on the Wiley companion site.</w:t>
+        <w:t xml:space="preserve"> A set of Python notebooks reproducing every analytical figure in the book and implementing the design procedures of Chapters 6, 7, 9 and 10, published on the Wiley companion site.</w:t>
       </w:r>
     </w:p>
     <w:p>
@@ -878,7 +878,7 @@
               <w:rPr>
                 <w:sz w:val="19"/>
               </w:rPr>
-              <w:t>Rotordynamics, bearings and vibration</w:t>
+              <w:t>Rotordynamics and vibration</w:t>
             </w:r>
           </w:p>
         </w:tc>
@@ -896,7 +896,7 @@
               <w:rPr>
                 <w:sz w:val="19"/>
               </w:rPr>
-              <w:t>38</w:t>
+              <w:t>30</w:t>
             </w:r>
           </w:p>
         </w:tc>
@@ -914,7 +914,7 @@
               <w:rPr>
                 <w:sz w:val="19"/>
               </w:rPr>
-              <w:t>14 400</w:t>
+              <w:t>11 400</w:t>
             </w:r>
           </w:p>
         </w:tc>
@@ -932,7 +932,7 @@
               <w:rPr>
                 <w:sz w:val="19"/>
               </w:rPr>
-              <w:t>26</w:t>
+              <w:t>20</w:t>
             </w:r>
           </w:p>
         </w:tc>
@@ -1000,7 +1000,7 @@
               <w:rPr>
                 <w:sz w:val="19"/>
               </w:rPr>
-              <w:t>Windage, air-gap flow and the thermal budget</w:t>
+              <w:t>Bearings, lubrication and seals for high-speed rotors</w:t>
             </w:r>
           </w:p>
         </w:tc>
@@ -1036,7 +1036,7 @@
               <w:rPr>
                 <w:sz w:val="19"/>
               </w:rPr>
-              <w:t>12 600</w:t>
+              <w:t>12 300</w:t>
             </w:r>
           </w:p>
         </w:tc>
@@ -1072,7 +1072,7 @@
               <w:rPr>
                 <w:sz w:val="19"/>
               </w:rPr>
-              <w:t>J. Saari; J. Nerg</w:t>
+              <w:t>J. Sopanen's group; bearing specialist</w:t>
             </w:r>
           </w:p>
         </w:tc>
@@ -1372,7 +1372,7 @@
               <w:rPr>
                 <w:sz w:val="19"/>
               </w:rPr>
-              <w:t>Core and rotor losses at kilohertz frequencies</w:t>
+              <w:t>Losses, cooling and the thermal budget at kilohertz frequencies</w:t>
             </w:r>
           </w:p>
         </w:tc>
@@ -1390,7 +1390,7 @@
               <w:rPr>
                 <w:sz w:val="19"/>
               </w:rPr>
-              <w:t>34</w:t>
+              <w:t>44</w:t>
             </w:r>
           </w:p>
         </w:tc>
@@ -1408,7 +1408,7 @@
               <w:rPr>
                 <w:sz w:val="19"/>
               </w:rPr>
-              <w:t>13 200</w:t>
+              <w:t>17 100</w:t>
             </w:r>
           </w:p>
         </w:tc>
@@ -1426,7 +1426,7 @@
               <w:rPr>
                 <w:sz w:val="19"/>
               </w:rPr>
-              <w:t>22</w:t>
+              <w:t>28</w:t>
             </w:r>
           </w:p>
         </w:tc>
@@ -1444,7 +1444,7 @@
               <w:rPr>
                 <w:sz w:val="19"/>
               </w:rPr>
-              <w:t>A. Belahcen; I. Petrov</w:t>
+              <w:t>A. Belahcen; I. Petrov; J. Saari; J. Nerg</w:t>
             </w:r>
           </w:p>
         </w:tc>
@@ -1880,7 +1880,7 @@
                 <w:b/>
                 <w:sz w:val="19"/>
               </w:rPr>
-              <w:t>404</w:t>
+              <w:t>406</w:t>
             </w:r>
           </w:p>
         </w:tc>
@@ -1899,7 +1899,7 @@
                 <w:b/>
                 <w:sz w:val="19"/>
               </w:rPr>
-              <w:t>156 000</w:t>
+              <w:t>156 600</w:t>
             </w:r>
           </w:p>
         </w:tc>
@@ -2092,7 +2092,7 @@
                 <w:b/>
                 <w:sz w:val="19"/>
               </w:rPr>
-              <w:t>444</w:t>
+              <w:t>446</w:t>
             </w:r>
           </w:p>
         </w:tc>
@@ -2158,7 +2158,7 @@
         <w:t>Two running machines.</w:t>
       </w:r>
       <w:r>
-        <w:t xml:space="preserve"> The two-pole industrial compressor drive and the six-pole Voltcar traction machine are specified in Chapter 2, given their rotor retention in Chapter 4, their rotordynamic verification in Chapter 5, their loss budget in Chapter 6, their electromagnetic sizing in Chapter 7, their windings and losses in Chapters 8 and 9, their converters in Chapter 10, and are assembled into complete, measured designs in Chapters 11 and 12. Every design chapter therefore ends with the same two worked examples, and the reader can follow one machine through the whole procedure.</w:t>
+        <w:t xml:space="preserve"> The two-pole industrial compressor drive and the six-pole Voltcar traction machine are specified in Chapter 2, given their rotor retention in Chapter 4, their rotordynamic verification in Chapter 5, their bearings in Chapter 6, their electromagnetic sizing in Chapter 7, their windings in Chapter 8, their losses and loss budget in Chapter 9, their converters in Chapter 10, and are assembled into complete, measured designs in Chapters 11 and 12. Every design chapter therefore ends with the same two worked examples, and the reader can follow one machine through the whole procedure.</w:t>
       </w:r>
     </w:p>
     <w:p>
@@ -2394,7 +2394,7 @@
         <w:pStyle w:val="Heading4"/>
       </w:pPr>
       <w:r>
-        <w:t>Chapter 5. Rotordynamics, bearings and vibration</w:t>
+        <w:t>Chapter 5. Rotordynamics and vibration</w:t>
       </w:r>
     </w:p>
     <w:p>
@@ -2402,7 +2402,7 @@
         <w:jc w:val="both"/>
       </w:pPr>
       <w:r>
-        <w:t>Along the design path that respects the material limit, the first bending critical speed falls as the cube of the design speed, so most high-speed machines must run supercritically. This chapter makes that manageable. Rigid and flexible rotor behaviour, critical speeds, Campbell diagrams and gyroscopic stiffening are developed for slender rotors with the shaft extensions, sleeves and solid bodies that real machines carry. Subcritical and supercritical operation are compared, and high-speed balancing is treated as a design activity. The bearing options are assessed across three orders of magnitude of cost: hybrid ceramic rolling-element bearings and their Dn limits, fluid-film, air-foil and gas bearings with their whirl instabilities, and active magnetic bearings with their control, sensing and backup requirements. Damping strategies, squeeze-film and active, are the tools for passing through resonance. Electromagnetic force harmonics are linked to structural response, vibration and noise, connecting this chapter to the loss and harmonic content of Chapters 9 and 10. The chapter closes with the rotordynamic verification workflow applied to the two running machines.</w:t>
+        <w:t>Along the design path that respects the material limit, the first bending critical speed falls as the cube of the design speed, so most high-speed machines must run supercritically. This chapter makes that manageable. Rigid and flexible rotor behaviour, critical speeds, Campbell diagrams and gyroscopic stiffening are developed for slender rotors with the shaft extensions, sleeves and solid bodies that real machines carry. Subcritical and supercritical operation are compared, and high-speed balancing is treated as a design activity rather than a workshop afterthought. Bearing stiffness and damping enter as the rotordynamic inputs that Chapter 6 then supplies, and the strategies for passing through resonance, squeeze-film and active damping, are set out. Electromagnetic force harmonics are linked to structural response, vibration and noise, connecting the chapter to the loss and harmonic content of Chapters 9 and 10. The chapter closes with the rotordynamic verification workflow applied to the two running machines.</w:t>
       </w:r>
     </w:p>
     <w:p>
@@ -2410,7 +2410,7 @@
         <w:jc w:val="both"/>
       </w:pPr>
       <w:r>
-        <w:t>Sections: 5.1 Rigid and flexible rotor behaviour · 5.2 Critical speeds, Campbell diagrams, gyroscopic effects · 5.3 Subcritical and supercritical operation · 5.4 High-speed balancing · 5.5 Rolling-element bearings · 5.6 Fluid-film, air-foil and gas bearings · 5.7 Active magnetic bearings · 5.8 Damping: squeeze-film and active · 5.9 Vibration and noise: electromagnetic forces and structural response · 5.10 Rotordynamic verification of the two running machines.</w:t>
+        <w:t>Sections: 5.1 Rigid and flexible rotor behaviour · 5.2 Critical speeds, Campbell diagrams, gyroscopic effects · 5.3 Subcritical and supercritical operation · 5.4 High-speed balancing · 5.5 Bearing stiffness and damping as rotordynamic inputs · 5.6 Passing through resonance: damping strategies · 5.7 Vibration and noise: electromagnetic forces and structural response · 5.8 Rotordynamic verification of the two running machines.</w:t>
       </w:r>
     </w:p>
     <w:p>
@@ -2418,7 +2418,7 @@
         <w:jc w:val="both"/>
       </w:pPr>
       <w:r>
-        <w:t>Budget: 38 pages, 26 figures, 2 tables. Contributors: J. Sopanen's group; 5.9 jointly with A. Belahcen (electromagnetic excitation). DREM boundary: not covered in the earlier book.</w:t>
+        <w:t>Budget: 30 pages, 20 figures, 2 tables. Contributors: J. Sopanen's group; 5.7 jointly with A. Belahcen (electromagnetic excitation). DREM boundary: not covered in the earlier book.</w:t>
       </w:r>
     </w:p>
     <w:p>
@@ -2426,7 +2426,7 @@
         <w:pStyle w:val="Heading4"/>
       </w:pPr>
       <w:r>
-        <w:t>Chapter 6. Windage, air-gap flow and the thermal budget</w:t>
+        <w:t>Chapter 6. Bearings, lubrication and seals for high-speed rotors</w:t>
       </w:r>
     </w:p>
     <w:p>
@@ -2434,7 +2434,7 @@
         <w:jc w:val="both"/>
       </w:pPr>
       <w:r>
-        <w:t>Above roughly 100 m/s the air in the gap stops being a passive medium. Flow in the annulus is developed from laminar Couette flow through Taylor vortices to turbulence, with the friction correlations the designer needs and their experimental validation. Surface roughness, grooving and rotor end effects are quantified, and operation in low-density gas or at reduced pressure is treated for the industrial paradigm. The chapter then turns the thermal problem the right way round for high-speed design: the cooling architecture is chosen early, and it sets the loss budget that the electromagnetic design must meet. Cooling architectures are compared, jackets, in-slot and direct winding cooling, rotor and hollow-shaft cooling, and lumped-parameter thermal networks are built with the air gap treated as a heat source rather than a resistance. Magnet temperature and demagnetisation margin are shown to be the binding thermal constraint in most permanent-magnet high-speed machines. The chapter closes by setting the loss budget for each running machine, which Chapters 8 and 9 must then meet.</w:t>
+        <w:t>The first practical question an industrial reader brings to a high-speed machine is which bearing, lubricated how, lasting how long, and no competing title answers it as a design chapter. This one does, treating the tribology of the support system across three orders of magnitude of cost. Rolling-element bearings are covered with hybrid ceramics, cage design, preload, the lubrication regimes from grease through oil-mist to under-race oil, and Dn limits and life at high speed. Fluid-film bearings, tilting-pad and grooved journal and gas bearings, and air-foil bearings with their lift-off, load capacity and whirl behaviour follow. Active magnetic bearings are treated from actuator sizing and sensing through the control interface and losses to touchdown bearings and drop events. Bearing friction losses are quantified and placed in the loss budget beside windage, where they belong. Seals are given their own section, labyrinth, brush and dry gas seals, seal windage and heating, and the hermetic designs of the industrial paradigm. Damage mechanisms close the technical part, wear, fretting and the tribological face of bearing currents, and the chapter ends with the bearing selection for the two running machines.</w:t>
       </w:r>
     </w:p>
     <w:p>
@@ -2442,7 +2442,7 @@
         <w:jc w:val="both"/>
       </w:pPr>
       <w:r>
-        <w:t>Sections: 6.1 Taylor–Couette flow and regime transition · 6.2 Windage loss models and experimental validation · 6.3 Surface roughness, grooving, rotor end effects · 6.4 Low-density gas and reduced-pressure operation · 6.5 Cooling architectures · 6.6 Lumped-parameter thermal networks for high-speed machines · 6.7 Magnet temperature and demagnetisation margin · 6.8 Setting the loss budget for the two running machines.</w:t>
+        <w:t>Sections: 6.1 The bearing question at high speed: load, Dn, life, loss and cost · 6.2 Rolling-element bearings: hybrid ceramics, cages, preload, lubrication regimes, Dn limits and life · 6.3 Fluid-film bearings: tilting-pad, grooved journal and gas bearings · 6.4 Air-foil bearings · 6.5 Active magnetic bearings: actuators, sensing, control interface, losses, touchdown bearings · 6.6 Bearing friction losses in the loss budget · 6.7 Seals: labyrinth, brush and dry gas seals, seal windage, hermetic designs · 6.8 Damage mechanisms: wear, fretting and bearing currents · 6.9 Bearing selection for the two running machines.</w:t>
       </w:r>
     </w:p>
     <w:p>
@@ -2450,7 +2450,7 @@
         <w:jc w:val="both"/>
       </w:pPr>
       <w:r>
-        <w:t>Budget: 32 pages, 20 figures, 2 tables. Contributors: J. Saari (windage), J. Nerg (thermal networks). DREM boundary: the earlier book's thermal chapter is the starting point; only the high-speed departures are treated.</w:t>
+        <w:t>Budget: 32 pages, 20 figures, 3 tables. Contributors: J. Sopanen's group (bearing-rotor interaction, fluid-film and magnetic bearings); an industrial bearing application specialist to be identified for lubrication, life and seals. DREM boundary: not covered in the earlier book. New: bearing losses and seal windage placed in the high-speed loss budget.</w:t>
       </w:r>
     </w:p>
     <w:p>
@@ -2506,7 +2506,7 @@
         <w:jc w:val="both"/>
       </w:pPr>
       <w:r>
-        <w:t>A slot conductor sized on its direct-current resistance is wrong once the skin depth approaches its dimensions, which at kilohertz fundamentals it does. Skin and proximity effects in slot conductors are derived and the circulating currents in parallel paths that dominate real windings are treated with the transposition schemes that suppress them. Litz wire is assessed for construction, effectiveness and its practical limits in fill factor and termination; form-wound and hairpin conductors are assessed for the same duty. End-winding losses and leakage are quantified. The AC resistance factor is evaluated by analytical models and by finite-element analysis, and the domain of validity of each is stated. The chapter closes with design rules and with the winding design of the two running machines, checked against the loss budget of Chapter 6.</w:t>
+        <w:t>A slot conductor sized on its direct-current resistance is wrong once the skin depth approaches its dimensions, which at kilohertz fundamentals it does. Skin and proximity effects in slot conductors are derived and the circulating currents in parallel paths that dominate real windings are treated with the transposition schemes that suppress them. Litz wire is assessed for construction, effectiveness and its practical limits in fill factor and termination; form-wound and hairpin conductors are assessed for the same duty. End-winding losses and leakage are quantified. The AC resistance factor is evaluated by analytical models and by finite-element analysis, and the domain of validity of each is stated. The chapter closes with design rules and with the winding design of the two running machines, checked against the loss budget set in Chapter 9.</w:t>
       </w:r>
     </w:p>
     <w:p>
@@ -2530,7 +2530,7 @@
         <w:pStyle w:val="Heading4"/>
       </w:pPr>
       <w:r>
-        <w:t>Chapter 9. Core and rotor losses at kilohertz frequencies</w:t>
+        <w:t>Chapter 9. Losses, cooling and the thermal budget at kilohertz frequencies</w:t>
       </w:r>
     </w:p>
     <w:p>
@@ -2538,7 +2538,7 @@
         <w:jc w:val="both"/>
       </w:pPr>
       <w:r>
-        <w:t>Loss models fitted below 400 Hz do not extrapolate to 2 kHz. The chapter shows where loss separation breaks above 1 kHz and how measurement and model fitting are done for high-frequency operation. The soft magnetic materials available are compared as design choices, thin-gauge silicon iron, cobalt iron, amorphous and soft magnetic composites, and the manufacturing effects that degrade them, cutting, stacking, coating and residual stress, are quantified rather than mentioned. The rotor side is treated with equal weight: rotor surface and harmonic losses, eddy currents in sleeves, retention rings and magnets, and the effectiveness and cost of magnet segmentation. Solid-rotor loss modelling is given its own section because the solid rotor is the industrial paradigm's workhorse. The chapter closes with the loss balance of the two running machines against the thermal budget set in Chapter 6.</w:t>
+        <w:t>Loss models fitted below 400 Hz do not extrapolate to 2 kHz, and the air in the gap stops being a passive medium above roughly 100 m/s; this chapter treats every loss mechanism that changes at high speed and the cooling that must remove them. Loss separation is shown to break above 1 kHz, and measurement and model fitting are done for high-frequency operation. The soft magnetic materials are compared as design choices, thin-gauge silicon iron, cobalt iron, amorphous and composites, with the manufacturing effects that degrade them quantified. The rotor side has equal weight: surface and harmonic losses, eddy currents in sleeves, rings and magnets, magnet segmentation, and solid-rotor loss modelling. Aerodynamic and windage losses are developed from laminar Couette flow through Taylor vortices to turbulence, with validated friction correlations, roughness and end effects, and low-density-gas operation. The chapter then turns the thermal problem the right way round for high-speed design: cooling architectures, jackets, in-slot and direct winding cooling, rotor and hollow-shaft cooling, are chosen and lumped-parameter thermal networks built with the air gap as a heat source. Magnet temperature and demagnetisation margin are shown to be the binding thermal constraint in most permanent-magnet high-speed machines. The chapter closes with the loss balance of the two running machines against their thermal budget.</w:t>
       </w:r>
     </w:p>
     <w:p>
@@ -2546,7 +2546,7 @@
         <w:jc w:val="both"/>
       </w:pPr>
       <w:r>
-        <w:t>Sections: 9.1 Loss separation above 1 kHz · 9.2 Soft magnetic materials · 9.3 Manufacturing effects · 9.4 Measurement and model fitting · 9.5 Rotor surface and harmonic losses · 9.6 Eddy currents in sleeves, retention rings and magnets · 9.7 Magnet segmentation · 9.8 Solid-rotor loss modelling · 9.9 Loss balance of the two running machines.</w:t>
+        <w:t>Sections: 9.1 Loss separation above 1 kHz · 9.2 Soft magnetic materials · 9.3 Manufacturing effects · 9.4 Measurement and model fitting · 9.5 Rotor surface and harmonic losses · 9.6 Eddy currents in sleeves, rings and magnets; magnet segmentation · 9.7 Solid-rotor loss modelling · 9.8 Aerodynamic and windage losses: Taylor–Couette flow, correlations, roughness, low-density gas · 9.9 Cooling architectures and thermal networks · 9.10 Magnet temperature and the loss budget of the two running machines.</w:t>
       </w:r>
     </w:p>
     <w:p>
@@ -2554,7 +2554,7 @@
         <w:jc w:val="both"/>
       </w:pPr>
       <w:r>
-        <w:t>Budget: 34 pages, 22 figures, 2 tables. Contributors: A. Belahcen (loss modelling, materials, manufacturing effects) with I. Petrov (rotor losses). DREM boundary: the earlier book's loss chapter covers the conventional frequency range.</w:t>
+        <w:t>Budget: 44 pages, 28 figures, 3 tables. Contributors: A. Belahcen (loss modelling, materials, manufacturing effects), I. Petrov (rotor losses), J. Saari (windage), J. Nerg (thermal networks). DREM boundary: the earlier book's loss and thermal chapters cover the conventional frequency range; only the high-speed departures are treated.</w:t>
       </w:r>
     </w:p>
     <w:p>
@@ -2839,7 +2839,7 @@
               <w:rPr>
                 <w:sz w:val="19"/>
               </w:rPr>
-              <w:t>4, 5</w:t>
+              <w:t>4, 5, 6</w:t>
             </w:r>
           </w:p>
         </w:tc>
@@ -2987,7 +2987,7 @@
               <w:rPr>
                 <w:sz w:val="19"/>
               </w:rPr>
-              <w:t>2, 6, 11</w:t>
+              <w:t>2, 9, 11</w:t>
             </w:r>
           </w:p>
         </w:tc>
@@ -3209,7 +3209,7 @@
               <w:rPr>
                 <w:sz w:val="19"/>
               </w:rPr>
-              <w:t>6</w:t>
+              <w:t>9</w:t>
             </w:r>
           </w:p>
         </w:tc>
@@ -3228,6 +3228,80 @@
                 <w:sz w:val="19"/>
               </w:rPr>
               <w:t>suggested</w:t>
+            </w:r>
+          </w:p>
+        </w:tc>
+      </w:tr>
+      <w:tr>
+        <w:tc>
+          <w:tcPr>
+            <w:tcW w:type="dxa" w:w="2160"/>
+          </w:tcPr>
+          <w:p>
+            <w:r>
+              <w:rPr>
+                <w:sz w:val="19"/>
+              </w:rPr>
+            </w:r>
+            <w:r>
+              <w:rPr>
+                <w:sz w:val="19"/>
+              </w:rPr>
+              <w:t>bearing application specialist</w:t>
+            </w:r>
+          </w:p>
+        </w:tc>
+        <w:tc>
+          <w:tcPr>
+            <w:tcW w:type="dxa" w:w="2160"/>
+          </w:tcPr>
+          <w:p>
+            <w:r>
+              <w:rPr>
+                <w:sz w:val="19"/>
+              </w:rPr>
+            </w:r>
+            <w:r>
+              <w:rPr>
+                <w:sz w:val="19"/>
+              </w:rPr>
+              <w:t>industry, to be identified</w:t>
+            </w:r>
+          </w:p>
+        </w:tc>
+        <w:tc>
+          <w:tcPr>
+            <w:tcW w:type="dxa" w:w="2160"/>
+          </w:tcPr>
+          <w:p>
+            <w:r>
+              <w:rPr>
+                <w:sz w:val="19"/>
+              </w:rPr>
+            </w:r>
+            <w:r>
+              <w:rPr>
+                <w:sz w:val="19"/>
+              </w:rPr>
+              <w:t>6</w:t>
+            </w:r>
+          </w:p>
+        </w:tc>
+        <w:tc>
+          <w:tcPr>
+            <w:tcW w:type="dxa" w:w="2160"/>
+          </w:tcPr>
+          <w:p>
+            <w:r>
+              <w:rPr>
+                <w:sz w:val="19"/>
+              </w:rPr>
+            </w:r>
+            <w:r>
+              <w:rPr>
+                <w:sz w:val="19"/>
+              </w:rPr>
+              <w:t>open</w:t>
             </w:r>
           </w:p>
         </w:tc>

--- a/chapter1/Annotated_TOC.docx
+++ b/chapter1/Annotated_TOC.docx
@@ -2913,7 +2913,7 @@
               <w:rPr>
                 <w:sz w:val="19"/>
               </w:rPr>
-              <w:t>9 lead, 8 and 5.9 supporting</w:t>
+              <w:t>9 lead; 8.6 and 5.7 supporting</w:t>
             </w:r>
           </w:p>
         </w:tc>

--- a/chapter1/Annotated_TOC.docx
+++ b/chapter1/Annotated_TOC.docx
@@ -142,7 +142,7 @@
         <w:t>New material.</w:t>
       </w:r>
       <w:r>
-        <w:t xml:space="preserve"> The fP classification criterion for high-speed drives, calibrated against a survey of built machines; the constraints-first sizing procedure; the corrected scaling analysis, including the result that a doubling of design speed degrades the rotordynamic margin sixteenfold; converter co-design rules for the SiC and GaN era; and case studies from current projects, carried from specification to measured validation.</w:t>
+        <w:t xml:space="preserve"> The fP classification criterion for high-speed drives, calibrated against a survey of built machines; the constraints-first sizing procedure; the corrected scaling analysis, including the result that a doubling of design speed degrades the rotordynamic margin sixteenfold; converter co-design rules for the SiC and GaN era; the thermal design of a rotor that sits behind a retaining sleeve which is a structural necessity and a thermal insulator; and case studies from current projects, carried from specification to measured validation.</w:t>
       </w:r>
     </w:p>
     <w:p>
@@ -156,7 +156,7 @@
         <w:t>Companion material.</w:t>
       </w:r>
       <w:r>
-        <w:t xml:space="preserve"> A set of Python notebooks reproducing every analytical figure in the book and implementing the design procedures of Chapters 6, 7, 9 and 10, published on the Wiley companion site.</w:t>
+        <w:t xml:space="preserve"> A set of Python notebooks reproducing every analytical figure in the book and implementing the design procedures of Chapters 6, 7, 9, 10 and 11, published on the Wiley companion site.</w:t>
       </w:r>
     </w:p>
     <w:p>
@@ -646,7 +646,7 @@
               <w:rPr>
                 <w:sz w:val="19"/>
               </w:rPr>
-              <w:t>38</w:t>
+              <w:t>34</w:t>
             </w:r>
           </w:p>
         </w:tc>
@@ -664,7 +664,7 @@
               <w:rPr>
                 <w:sz w:val="19"/>
               </w:rPr>
-              <w:t>14 400</w:t>
+              <w:t>13 200</w:t>
             </w:r>
           </w:p>
         </w:tc>
@@ -682,7 +682,7 @@
               <w:rPr>
                 <w:sz w:val="19"/>
               </w:rPr>
-              <w:t>26</w:t>
+              <w:t>24</w:t>
             </w:r>
           </w:p>
         </w:tc>
@@ -774,7 +774,7 @@
               <w:rPr>
                 <w:sz w:val="19"/>
               </w:rPr>
-              <w:t>38</w:t>
+              <w:t>36</w:t>
             </w:r>
           </w:p>
         </w:tc>
@@ -810,7 +810,7 @@
               <w:rPr>
                 <w:sz w:val="19"/>
               </w:rPr>
-              <w:t>26</w:t>
+              <w:t>24</w:t>
             </w:r>
           </w:p>
         </w:tc>
@@ -1018,7 +1018,7 @@
               <w:rPr>
                 <w:sz w:val="19"/>
               </w:rPr>
-              <w:t>32</w:t>
+              <w:t>30</w:t>
             </w:r>
           </w:p>
         </w:tc>
@@ -1036,7 +1036,7 @@
               <w:rPr>
                 <w:sz w:val="19"/>
               </w:rPr>
-              <w:t>12 300</w:t>
+              <w:t>12 000</w:t>
             </w:r>
           </w:p>
         </w:tc>
@@ -1092,7 +1092,7 @@
               <w:rPr>
                 <w:sz w:val="19"/>
               </w:rPr>
-              <w:t>III  Electromagnetic design within the constraints</w:t>
+              <w:t>III  Electromagnetic and thermal design within the constraints</w:t>
             </w:r>
           </w:p>
         </w:tc>
@@ -1372,7 +1372,7 @@
               <w:rPr>
                 <w:sz w:val="19"/>
               </w:rPr>
-              <w:t>Losses, cooling and the thermal budget at kilohertz frequencies</w:t>
+              <w:t>Core, rotor and aerodynamic losses at high speed</w:t>
             </w:r>
           </w:p>
         </w:tc>
@@ -1390,7 +1390,7 @@
               <w:rPr>
                 <w:sz w:val="19"/>
               </w:rPr>
-              <w:t>44</w:t>
+              <w:t>30</w:t>
             </w:r>
           </w:p>
         </w:tc>
@@ -1408,7 +1408,7 @@
               <w:rPr>
                 <w:sz w:val="19"/>
               </w:rPr>
-              <w:t>17 100</w:t>
+              <w:t>12 000</w:t>
             </w:r>
           </w:p>
         </w:tc>
@@ -1426,7 +1426,7 @@
               <w:rPr>
                 <w:sz w:val="19"/>
               </w:rPr>
-              <w:t>28</w:t>
+              <w:t>20</w:t>
             </w:r>
           </w:p>
         </w:tc>
@@ -1444,7 +1444,7 @@
               <w:rPr>
                 <w:sz w:val="19"/>
               </w:rPr>
-              <w:t>A. Belahcen; I. Petrov; J. Saari; J. Nerg</w:t>
+              <w:t>A. Belahcen; I. Petrov; J. Saari</w:t>
             </w:r>
           </w:p>
         </w:tc>
@@ -1460,12 +1460,6 @@
                 <w:sz w:val="19"/>
               </w:rPr>
             </w:r>
-            <w:r>
-              <w:rPr>
-                <w:sz w:val="19"/>
-              </w:rPr>
-              <w:t>IV  Delivery: the drive and the applications</w:t>
-            </w:r>
           </w:p>
         </w:tc>
         <w:tc>
@@ -1500,7 +1494,7 @@
               <w:rPr>
                 <w:sz w:val="19"/>
               </w:rPr>
-              <w:t>The drive: converter interface and control at high fundamental frequency</w:t>
+              <w:t>Thermal management and cooling architectures</w:t>
             </w:r>
           </w:p>
         </w:tc>
@@ -1518,7 +1512,7 @@
               <w:rPr>
                 <w:sz w:val="19"/>
               </w:rPr>
-              <w:t>42</w:t>
+              <w:t>28</w:t>
             </w:r>
           </w:p>
         </w:tc>
@@ -1536,7 +1530,7 @@
               <w:rPr>
                 <w:sz w:val="19"/>
               </w:rPr>
-              <w:t>16 200</w:t>
+              <w:t>11 400</w:t>
             </w:r>
           </w:p>
         </w:tc>
@@ -1554,7 +1548,7 @@
               <w:rPr>
                 <w:sz w:val="19"/>
               </w:rPr>
-              <w:t>28</w:t>
+              <w:t>18</w:t>
             </w:r>
           </w:p>
         </w:tc>
@@ -1572,7 +1566,7 @@
               <w:rPr>
                 <w:sz w:val="19"/>
               </w:rPr>
-              <w:t>P. Peltoniemi; L. Aarniovuori</w:t>
+              <w:t>J. Nerg; A. Belahcen; J. Saari</w:t>
             </w:r>
           </w:p>
         </w:tc>
@@ -1588,6 +1582,12 @@
                 <w:sz w:val="19"/>
               </w:rPr>
             </w:r>
+            <w:r>
+              <w:rPr>
+                <w:sz w:val="19"/>
+              </w:rPr>
+              <w:t>IV  Delivery: the drive and the applications</w:t>
+            </w:r>
           </w:p>
         </w:tc>
         <w:tc>
@@ -1622,7 +1622,7 @@
               <w:rPr>
                 <w:sz w:val="19"/>
               </w:rPr>
-              <w:t>Industrial case studies: compressor drive and ORC generator</w:t>
+              <w:t>The drive: converter interface and control at high fundamental frequency</w:t>
             </w:r>
           </w:p>
         </w:tc>
@@ -1640,7 +1640,7 @@
               <w:rPr>
                 <w:sz w:val="19"/>
               </w:rPr>
-              <w:t>28</w:t>
+              <w:t>40</w:t>
             </w:r>
           </w:p>
         </w:tc>
@@ -1658,7 +1658,7 @@
               <w:rPr>
                 <w:sz w:val="19"/>
               </w:rPr>
-              <w:t>9 300</w:t>
+              <w:t>16 200</w:t>
             </w:r>
           </w:p>
         </w:tc>
@@ -1676,7 +1676,7 @@
               <w:rPr>
                 <w:sz w:val="19"/>
               </w:rPr>
-              <w:t>22</w:t>
+              <w:t>26</w:t>
             </w:r>
           </w:p>
         </w:tc>
@@ -1694,7 +1694,7 @@
               <w:rPr>
                 <w:sz w:val="19"/>
               </w:rPr>
-              <w:t>authors; J. Saari; L. Aarniovuori</w:t>
+              <w:t>P. Peltoniemi; L. Aarniovuori</w:t>
             </w:r>
           </w:p>
         </w:tc>
@@ -1744,7 +1744,7 @@
               <w:rPr>
                 <w:sz w:val="19"/>
               </w:rPr>
-              <w:t>Mobile case studies: traction, aerospace and e-turbo</w:t>
+              <w:t>Industrial case studies: compressor drive and ORC generator</w:t>
             </w:r>
           </w:p>
         </w:tc>
@@ -1762,7 +1762,7 @@
               <w:rPr>
                 <w:sz w:val="19"/>
               </w:rPr>
-              <w:t>30</w:t>
+              <w:t>28</w:t>
             </w:r>
           </w:p>
         </w:tc>
@@ -1780,7 +1780,7 @@
               <w:rPr>
                 <w:sz w:val="19"/>
               </w:rPr>
-              <w:t>9 900</w:t>
+              <w:t>9 300</w:t>
             </w:r>
           </w:p>
         </w:tc>
@@ -1798,7 +1798,7 @@
               <w:rPr>
                 <w:sz w:val="19"/>
               </w:rPr>
-              <w:t>24</w:t>
+              <w:t>22</w:t>
             </w:r>
           </w:p>
         </w:tc>
@@ -1816,7 +1816,7 @@
               <w:rPr>
                 <w:sz w:val="19"/>
               </w:rPr>
-              <w:t>authors; aerospace contributor</w:t>
+              <w:t>authors; J. Saari; L. Aarniovuori</w:t>
             </w:r>
           </w:p>
         </w:tc>
@@ -1844,6 +1844,12 @@
                 <w:sz w:val="19"/>
               </w:rPr>
             </w:r>
+            <w:r>
+              <w:rPr>
+                <w:sz w:val="19"/>
+              </w:rPr>
+              <w:t>13</w:t>
+            </w:r>
           </w:p>
         </w:tc>
         <w:tc>
@@ -1858,10 +1864,9 @@
             </w:r>
             <w:r>
               <w:rPr>
-                <w:b/>
-                <w:sz w:val="19"/>
-              </w:rPr>
-              <w:t>Chapters 1–12</w:t>
+                <w:sz w:val="19"/>
+              </w:rPr>
+              <w:t>Mobile case studies: traction, aerospace and e-turbo</w:t>
             </w:r>
           </w:p>
         </w:tc>
@@ -1877,10 +1882,9 @@
             </w:r>
             <w:r>
               <w:rPr>
-                <w:b/>
-                <w:sz w:val="19"/>
-              </w:rPr>
-              <w:t>406</w:t>
+                <w:sz w:val="19"/>
+              </w:rPr>
+              <w:t>30</w:t>
             </w:r>
           </w:p>
         </w:tc>
@@ -1896,10 +1900,9 @@
             </w:r>
             <w:r>
               <w:rPr>
-                <w:b/>
-                <w:sz w:val="19"/>
-              </w:rPr>
-              <w:t>156 600</w:t>
+                <w:sz w:val="19"/>
+              </w:rPr>
+              <w:t>9 900</w:t>
             </w:r>
           </w:p>
         </w:tc>
@@ -1915,10 +1918,9 @@
             </w:r>
             <w:r>
               <w:rPr>
-                <w:b/>
-                <w:sz w:val="19"/>
-              </w:rPr>
-              <w:t>259</w:t>
+                <w:sz w:val="19"/>
+              </w:rPr>
+              <w:t>24</w:t>
             </w:r>
           </w:p>
         </w:tc>
@@ -1931,6 +1933,12 @@
               <w:rPr>
                 <w:sz w:val="19"/>
               </w:rPr>
+            </w:r>
+            <w:r>
+              <w:rPr>
+                <w:sz w:val="19"/>
+              </w:rPr>
+              <w:t>authors; aerospace contributor</w:t>
             </w:r>
           </w:p>
         </w:tc>
@@ -1972,9 +1980,10 @@
             </w:r>
             <w:r>
               <w:rPr>
-                <w:sz w:val="19"/>
-              </w:rPr>
-              <w:t>Front matter, appendices A–D, index</w:t>
+                <w:b/>
+                <w:sz w:val="19"/>
+              </w:rPr>
+              <w:t>Chapters 1–13</w:t>
             </w:r>
           </w:p>
         </w:tc>
@@ -1990,9 +1999,10 @@
             </w:r>
             <w:r>
               <w:rPr>
-                <w:sz w:val="19"/>
-              </w:rPr>
-              <w:t>40</w:t>
+                <w:b/>
+                <w:sz w:val="19"/>
+              </w:rPr>
+              <w:t>410</w:t>
             </w:r>
           </w:p>
         </w:tc>
@@ -2006,6 +2016,13 @@
                 <w:sz w:val="19"/>
               </w:rPr>
             </w:r>
+            <w:r>
+              <w:rPr>
+                <w:b/>
+                <w:sz w:val="19"/>
+              </w:rPr>
+              <w:t>161 400</w:t>
+            </w:r>
           </w:p>
         </w:tc>
         <w:tc>
@@ -2017,6 +2034,13 @@
               <w:rPr>
                 <w:sz w:val="19"/>
               </w:rPr>
+            </w:r>
+            <w:r>
+              <w:rPr>
+                <w:b/>
+                <w:sz w:val="19"/>
+              </w:rPr>
+              <w:t>263</w:t>
             </w:r>
           </w:p>
         </w:tc>
@@ -2070,10 +2094,9 @@
             </w:r>
             <w:r>
               <w:rPr>
-                <w:b/>
-                <w:sz w:val="19"/>
-              </w:rPr>
-              <w:t>Total</w:t>
+                <w:sz w:val="19"/>
+              </w:rPr>
+              <w:t>Front matter, appendices A–D, index</w:t>
             </w:r>
           </w:p>
         </w:tc>
@@ -2089,10 +2112,109 @@
             </w:r>
             <w:r>
               <w:rPr>
+                <w:sz w:val="19"/>
+              </w:rPr>
+              <w:t>40</w:t>
+            </w:r>
+          </w:p>
+        </w:tc>
+        <w:tc>
+          <w:tcPr>
+            <w:tcW w:type="dxa" w:w="1234"/>
+          </w:tcPr>
+          <w:p>
+            <w:r>
+              <w:rPr>
+                <w:sz w:val="19"/>
+              </w:rPr>
+            </w:r>
+          </w:p>
+        </w:tc>
+        <w:tc>
+          <w:tcPr>
+            <w:tcW w:type="dxa" w:w="1234"/>
+          </w:tcPr>
+          <w:p>
+            <w:r>
+              <w:rPr>
+                <w:sz w:val="19"/>
+              </w:rPr>
+            </w:r>
+          </w:p>
+        </w:tc>
+        <w:tc>
+          <w:tcPr>
+            <w:tcW w:type="dxa" w:w="1234"/>
+          </w:tcPr>
+          <w:p>
+            <w:r>
+              <w:rPr>
+                <w:sz w:val="19"/>
+              </w:rPr>
+            </w:r>
+          </w:p>
+        </w:tc>
+      </w:tr>
+      <w:tr>
+        <w:tc>
+          <w:tcPr>
+            <w:tcW w:type="dxa" w:w="1234"/>
+          </w:tcPr>
+          <w:p>
+            <w:r>
+              <w:rPr>
+                <w:sz w:val="19"/>
+              </w:rPr>
+            </w:r>
+          </w:p>
+        </w:tc>
+        <w:tc>
+          <w:tcPr>
+            <w:tcW w:type="dxa" w:w="1234"/>
+          </w:tcPr>
+          <w:p>
+            <w:r>
+              <w:rPr>
+                <w:sz w:val="19"/>
+              </w:rPr>
+            </w:r>
+          </w:p>
+        </w:tc>
+        <w:tc>
+          <w:tcPr>
+            <w:tcW w:type="dxa" w:w="1234"/>
+          </w:tcPr>
+          <w:p>
+            <w:r>
+              <w:rPr>
+                <w:sz w:val="19"/>
+              </w:rPr>
+            </w:r>
+            <w:r>
+              <w:rPr>
                 <w:b/>
                 <w:sz w:val="19"/>
               </w:rPr>
-              <w:t>446</w:t>
+              <w:t>Total</w:t>
+            </w:r>
+          </w:p>
+        </w:tc>
+        <w:tc>
+          <w:tcPr>
+            <w:tcW w:type="dxa" w:w="1234"/>
+          </w:tcPr>
+          <w:p>
+            <w:r>
+              <w:rPr>
+                <w:sz w:val="19"/>
+              </w:rPr>
+            </w:r>
+            <w:r>
+              <w:rPr>
+                <w:b/>
+                <w:sz w:val="19"/>
+              </w:rPr>
+              <w:t>450</w:t>
             </w:r>
           </w:p>
         </w:tc>
@@ -2158,7 +2280,7 @@
         <w:t>Two running machines.</w:t>
       </w:r>
       <w:r>
-        <w:t xml:space="preserve"> The two-pole industrial compressor drive and the six-pole Voltcar traction machine are specified in Chapter 2, given their rotor retention in Chapter 4, their rotordynamic verification in Chapter 5, their bearings in Chapter 6, their electromagnetic sizing in Chapter 7, their windings in Chapter 8, their losses and loss budget in Chapter 9, their converters in Chapter 10, and are assembled into complete, measured designs in Chapters 11 and 12. Every design chapter therefore ends with the same two worked examples, and the reader can follow one machine through the whole procedure.</w:t>
+        <w:t xml:space="preserve"> The two-pole industrial compressor drive and the six-pole Voltcar traction machine are specified in Chapter 2, given their rotor retention in Chapter 4, their rotordynamic verification in Chapter 5, their bearings in Chapter 6, their electromagnetic sizing in Chapter 7, their windings in Chapter 8, their loss balance in Chapter 9, their cooling and thermal design in Chapter 10, their converters in Chapter 11, and are assembled into complete, measured designs in Chapters 12 and 13. Every design chapter therefore ends with the same two worked examples, and the reader can follow one machine through the whole procedure.</w:t>
       </w:r>
     </w:p>
     <w:p>
@@ -2172,7 +2294,7 @@
         <w:t>A closing comparison in every design chapter.</w:t>
       </w:r>
       <w:r>
-        <w:t xml:space="preserve"> Chapters 3 to 10 each close with a short section stating how the industrial and the mobile machine resolve that chapter's trade-off differently. This is the industrial-versus-mobile spine made explicit.</w:t>
+        <w:t xml:space="preserve"> Chapters 3 to 11 each close with a short section stating how the industrial and the mobile machine resolve that chapter's trade-off differently. This is the industrial-versus-mobile spine made explicit.</w:t>
       </w:r>
     </w:p>
     <w:p>
@@ -2346,7 +2468,7 @@
         <w:jc w:val="both"/>
       </w:pPr>
       <w:r>
-        <w:t>Budget: 38 pages, 26 figures, 2 tables. DREM boundary: topologies are compared only on their high-speed behaviour; their general theory is referenced.</w:t>
+        <w:t>Budget: 34 pages, 24 figures, 2 tables. DREM boundary: topologies are compared only on their high-speed behaviour; their general theory is referenced, which is what keeps this chapter short.</w:t>
       </w:r>
     </w:p>
     <w:p>
@@ -2386,7 +2508,7 @@
         <w:jc w:val="both"/>
       </w:pPr>
       <w:r>
-        <w:t>Budget: 38 pages, 26 figures, 2 tables. Contributors: J. Sopanen's group (stress, fits, fatigue) with I. Petrov (magnet and bridge design). DREM boundary: the earlier book treats rotor mechanics only at conventional speeds.</w:t>
+        <w:t>Budget: 36 pages, 24 figures, 2 tables. Contributors: J. Sopanen's group (stress, fits, fatigue) with I. Petrov (magnet and bridge design). DREM boundary: the earlier book treats rotor mechanics only at conventional speeds.</w:t>
       </w:r>
     </w:p>
     <w:p>
@@ -2402,7 +2524,7 @@
         <w:jc w:val="both"/>
       </w:pPr>
       <w:r>
-        <w:t>Along the design path that respects the material limit, the first bending critical speed falls as the cube of the design speed, so most high-speed machines must run supercritically. This chapter makes that manageable. Rigid and flexible rotor behaviour, critical speeds, Campbell diagrams and gyroscopic stiffening are developed for slender rotors with the shaft extensions, sleeves and solid bodies that real machines carry. Subcritical and supercritical operation are compared, and high-speed balancing is treated as a design activity rather than a workshop afterthought. Bearing stiffness and damping enter as the rotordynamic inputs that Chapter 6 then supplies, and the strategies for passing through resonance, squeeze-film and active damping, are set out. Electromagnetic force harmonics are linked to structural response, vibration and noise, connecting the chapter to the loss and harmonic content of Chapters 9 and 10. The chapter closes with the rotordynamic verification workflow applied to the two running machines.</w:t>
+        <w:t>Along the design path that respects the material limit, the first bending critical speed falls as the cube of the design speed, so most high-speed machines must run supercritically. This chapter makes that manageable. Rigid and flexible rotor behaviour, critical speeds, Campbell diagrams and gyroscopic stiffening are developed for slender rotors with the shaft extensions, sleeves and solid bodies that real machines carry. Subcritical and supercritical operation are compared, and high-speed balancing is treated as a design activity rather than a workshop afterthought. Bearing stiffness and damping enter as the rotordynamic inputs that Chapter 6 then supplies, and the strategies for passing through resonance, squeeze-film and active damping, are set out. Electromagnetic force harmonics are linked to structural response, vibration and noise, connecting the chapter to the loss and harmonic content of Chapters 9 and 11. The chapter closes with the rotordynamic verification workflow applied to the two running machines.</w:t>
       </w:r>
     </w:p>
     <w:p>
@@ -2450,7 +2572,7 @@
         <w:jc w:val="both"/>
       </w:pPr>
       <w:r>
-        <w:t>Budget: 32 pages, 20 figures, 3 tables. Contributors: J. Sopanen's group (bearing-rotor interaction, fluid-film and magnetic bearings); an industrial bearing application specialist to be identified for lubrication, life and seals. DREM boundary: not covered in the earlier book. New: bearing losses and seal windage placed in the high-speed loss budget.</w:t>
+        <w:t>Budget: 30 pages, 20 figures, 3 tables. Contributors: J. Sopanen's group (bearing-rotor interaction, fluid-film and magnetic bearings); an industrial bearing application specialist to be identified for lubrication, life and seals. DREM boundary: not covered in the earlier book. New: bearing losses and seal windage placed in the high-speed loss budget.</w:t>
       </w:r>
     </w:p>
     <w:p>
@@ -2458,7 +2580,7 @@
         <w:pStyle w:val="Heading3"/>
       </w:pPr>
       <w:r>
-        <w:t>Part III — Electromagnetic design within the constraints</w:t>
+        <w:t>Part III — Electromagnetic and thermal design within the constraints</w:t>
       </w:r>
     </w:p>
     <w:p>
@@ -2474,7 +2596,7 @@
         <w:jc w:val="both"/>
       </w:pPr>
       <w:r>
-        <w:t>This is the book's central chapter. It shows why the conventional sizing loop, choose loadings, size the bore, verify mechanically, produces machines that are electromagnetically elegant and mechanically impossible at high speed, and it replaces it with a procedure that runs from the tip-speed and rotordynamic limits of Chapters 4 and 5 inward to the electromagnetic design. Pole number is chosen as a trade between stator mass and fundamental frequency, with the converter capability of Chapter 10 as the constraint. Air-gap length is set against windage, thermal margin and harmonic content rather than torque density alone. Magnetic and electric loading limits are re-derived for the kilohertz range, and slot and tooth geometry for high-frequency operation. A section on optimisation-based multiphysics sizing shows how the procedure is embedded in a modern coupled workflow. The procedure is summarised as a flowchart and then executed in full for both running machines, the two-pole industrial and the six-pole mobile design, so that the reader has a complete worked example of each paradigm.</w:t>
+        <w:t>This is the book's central chapter. It shows why the conventional sizing loop, choose loadings, size the bore, verify mechanically, produces machines that are electromagnetically elegant and mechanically impossible at high speed, and it replaces it with a procedure that runs from the tip-speed and rotordynamic limits of Chapters 4 and 5 inward to the electromagnetic design. Pole number is chosen as a trade between stator mass and fundamental frequency, with the converter capability of Chapter 11 as the constraint. Air-gap length is set against windage, thermal margin and harmonic content rather than torque density alone. Magnetic and electric loading limits are re-derived for the kilohertz range, and slot and tooth geometry for high-frequency operation. The thermal constraint is then brought into the sizing loop itself, because it is the one constraint that cannot be evaluated before the machine exists: the designer needs a provisional limit to size against, and the thermal loading limits tabulated for mains-frequency machines do not apply when the loss density is several times higher and the rotor sits behind an insulating sleeve. The section states what to carry through the loop instead, and where the loop returns once Chapter 10 has produced a real thermal model. The procedure is summarised as a flowchart, with the whole sequence restated as a constrained optimisation problem for readers who will implement it in a coupled multiphysics workflow, and then executed in full for both running machines, the two-pole industrial and the six-pole mobile design, so that the reader has a complete worked example of each paradigm.</w:t>
       </w:r>
     </w:p>
     <w:p>
@@ -2482,7 +2604,7 @@
         <w:jc w:val="both"/>
       </w:pPr>
       <w:r>
-        <w:t>Sections: 7.1 Why the conventional sizing loop fails at high speed · 7.2 The inverted procedure · 7.3 Pole number selection · 7.4 Air-gap length · 7.5 Magnetic and electric loading limits in the kilohertz range · 7.6 Slot and tooth geometry for high-frequency operation · 7.7 Optimisation-based multiphysics sizing · 7.8 Procedure summary and flowchart · 7.9 Worked sizing of the two running machines.</w:t>
+        <w:t>Sections: 7.1 Why the conventional sizing loop fails at high speed · 7.2 The inverted procedure · 7.3 Pole number selection · 7.4 Air-gap length · 7.5 Magnetic and electric loading limits in the kilohertz range · 7.6 Slot and tooth geometry for high-frequency operation · 7.7 The thermal constraint in sizing: provisional loading limits and the return path to Chapter 10 · 7.8 Procedure summary and flowchart; the procedure as a constrained optimisation problem · 7.9 Worked sizing of the two running machines.</w:t>
       </w:r>
     </w:p>
     <w:p>
@@ -2530,7 +2652,7 @@
         <w:pStyle w:val="Heading4"/>
       </w:pPr>
       <w:r>
-        <w:t>Chapter 9. Losses, cooling and the thermal budget at kilohertz frequencies</w:t>
+        <w:t>Chapter 9. Core, rotor and aerodynamic losses at high speed</w:t>
       </w:r>
     </w:p>
     <w:p>
@@ -2538,7 +2660,7 @@
         <w:jc w:val="both"/>
       </w:pPr>
       <w:r>
-        <w:t>Loss models fitted below 400 Hz do not extrapolate to 2 kHz, and the air in the gap stops being a passive medium above roughly 100 m/s; this chapter treats every loss mechanism that changes at high speed and the cooling that must remove them. Loss separation is shown to break above 1 kHz, and measurement and model fitting are done for high-frequency operation. The soft magnetic materials are compared as design choices, thin-gauge silicon iron, cobalt iron, amorphous and composites, with the manufacturing effects that degrade them quantified. The rotor side has equal weight: surface and harmonic losses, eddy currents in sleeves, rings and magnets, magnet segmentation, and solid-rotor loss modelling. Aerodynamic and windage losses are developed from laminar Couette flow through Taylor vortices to turbulence, with validated friction correlations, roughness and end effects, and low-density-gas operation. The chapter then turns the thermal problem the right way round for high-speed design: cooling architectures, jackets, in-slot and direct winding cooling, rotor and hollow-shaft cooling, are chosen and lumped-parameter thermal networks built with the air gap as a heat source. Magnet temperature and demagnetisation margin are shown to be the binding thermal constraint in most permanent-magnet high-speed machines. The chapter closes with the loss balance of the two running machines against their thermal budget.</w:t>
+        <w:t>Loss models fitted below 400 Hz do not extrapolate to 2 kHz, and the air in the gap stops being a passive medium above roughly 100 m/s; this chapter treats every loss mechanism that changes at high speed apart from the winding losses of Chapter 8. Loss separation is shown to break above 1 kHz, and measurement and model fitting are done for high-frequency operation. The soft magnetic materials are compared as design choices, thin-gauge silicon iron, cobalt iron, amorphous and composites, with the manufacturing effects that degrade them quantified, because at high frequency the difference between the datasheet and the built stack is a design quantity rather than a tolerance. The rotor side has equal weight: surface and harmonic losses, eddy currents in sleeves, rings and magnets, magnet segmentation, and solid-rotor loss modelling. Aerodynamic and windage losses are developed from laminar Couette flow through Taylor vortices to turbulence, with validated friction correlations, roughness and end effects, and low-density-gas operation; the same flow regimes are carried into Chapter 10 as convection coefficients, so that the air gap's two roles, as a loss source and as a heat path, come from one model. The chapter closes with the complete loss balance of the two running machines, which is the input to the thermal design of the next chapter.</w:t>
       </w:r>
     </w:p>
     <w:p>
@@ -2546,7 +2668,7 @@
         <w:jc w:val="both"/>
       </w:pPr>
       <w:r>
-        <w:t>Sections: 9.1 Loss separation above 1 kHz · 9.2 Soft magnetic materials · 9.3 Manufacturing effects · 9.4 Measurement and model fitting · 9.5 Rotor surface and harmonic losses · 9.6 Eddy currents in sleeves, rings and magnets; magnet segmentation · 9.7 Solid-rotor loss modelling · 9.8 Aerodynamic and windage losses: Taylor–Couette flow, correlations, roughness, low-density gas · 9.9 Cooling architectures and thermal networks · 9.10 Magnet temperature and the loss budget of the two running machines.</w:t>
+        <w:t>Sections: 9.1 Loss separation above 1 kHz · 9.2 Soft magnetic materials as design choices · 9.3 Manufacturing effects: cutting, stacking, joining and fitting · 9.4 Measurement and model fitting at high frequency · 9.5 Rotor surface and harmonic losses · 9.6 Eddy currents in sleeves, rings and magnets; magnet segmentation · 9.7 Solid-rotor loss modelling · 9.8 Aerodynamic and windage losses: Taylor–Couette flow, correlations, roughness, low-density gas · 9.9 The loss balance of the two running machines.</w:t>
       </w:r>
     </w:p>
     <w:p>
@@ -2554,7 +2676,39 @@
         <w:jc w:val="both"/>
       </w:pPr>
       <w:r>
-        <w:t>Budget: 44 pages, 28 figures, 3 tables. Contributors: A. Belahcen (loss modelling, materials, manufacturing effects), I. Petrov (rotor losses), J. Saari (windage), J. Nerg (thermal networks). DREM boundary: the earlier book's loss and thermal chapters cover the conventional frequency range; only the high-speed departures are treated.</w:t>
+        <w:t>Budget: 30 pages, 20 figures, 3 tables. Contributors: A. Belahcen (loss modelling, materials, manufacturing effects), I. Petrov (rotor losses), J. Saari (windage). DREM boundary: the earlier book's loss chapters cover the conventional frequency range; only the high-speed departures are treated.</w:t>
+      </w:r>
+    </w:p>
+    <w:p>
+      <w:pPr>
+        <w:pStyle w:val="Heading4"/>
+      </w:pPr>
+      <w:r>
+        <w:t>Chapter 10. Thermal management and cooling architectures</w:t>
+      </w:r>
+    </w:p>
+    <w:p>
+      <w:pPr>
+        <w:jc w:val="both"/>
+      </w:pPr>
+      <w:r>
+        <w:t>The thermal problem inverts at high speed. Loss density rises while the surface available to reject it shrinks, and the rotor, which in a conventional machine is the easy side, sits behind a retaining sleeve that is a structural necessity and a thermal insulator. This chapter is the design counterpart to the loss models of Chapter 9. The heat paths are set out first, slot to tooth to yoke to frame on the stator side and the far poorer path from magnet through sleeve to air gap on the rotor side, with the air gap treated as a heat source rather than as a thermal resistance. Stator cooling architectures are then compared as design choices, water jackets, in-slot cooling, direct winding cooling and end-winding spray, each with the loss density it can actually sustain. Rotor cooling follows: hollow-shaft cooling, the air-gap flow used as a coolant, and the design of a sleeve that must retain the magnets and conduct heat at the same time. Air-gap convection is quantified at the high Taylor and axial Reynolds numbers of high-speed machines from the flow regimes of §9.8. Lumped-parameter thermal networks are then built for high-speed machines, with the contact resistances and the calibration that make them trustworthy, and the point at which conjugate heat transfer becomes necessary is stated rather than assumed. Transient behaviour is given its own section because mobile machines are rated by drive cycle and not by continuous duty. Magnet temperature and demagnetisation margin are shown to be the binding constraint in most permanent-magnet high-speed machines, which is what sends the designer back to the pole number and the sleeve of Chapter 7. Thermal measurement on a rotating rotor closes the analysis, and the chapter ends with the thermal design of the two running machines against the loss balance of Chapter 9.</w:t>
+      </w:r>
+    </w:p>
+    <w:p>
+      <w:pPr>
+        <w:jc w:val="both"/>
+      </w:pPr>
+      <w:r>
+        <w:t>Sections: 10.1 Why the thermal problem inverts at high speed · 10.2 Heat paths and thermal resistances; the air gap as a heat source · 10.3 Stator cooling: jackets, in-slot and direct winding cooling · 10.4 Rotor cooling: hollow shaft, air-gap flow, and the sleeve as a thermal barrier · 10.5 Air-gap convection at high Taylor and axial Reynolds numbers · 10.6 Lumped-parameter thermal networks, and when conjugate heat transfer is needed · 10.7 Transient behaviour: overload, drive cycles and thermal time constants · 10.8 Magnet temperature and demagnetisation margin as the binding constraint · 10.9 Thermal measurement and validation on a rotating rotor · 10.10 Thermal design of the two running machines.</w:t>
+      </w:r>
+    </w:p>
+    <w:p>
+      <w:pPr>
+        <w:jc w:val="both"/>
+      </w:pPr>
+      <w:r>
+        <w:t>Budget: 28 pages, 18 figures, 3 tables. Contributors: J. Nerg lead (thermal networks, cooling architectures, transients), A. Belahcen (magnet temperature and demagnetisation margin), J. Saari (air-gap convection, from the same flow model as the windage of §9.8). DREM boundary: the earlier book covers conventional cooling and thermal-resistance modelling and is referenced for them; only what high speed changes is treated here. New: the rotor thermal path behind the retaining sleeve, and windage and air-gap convection derived from one flow model.</w:t>
       </w:r>
     </w:p>
     <w:p>
@@ -2570,7 +2724,7 @@
         <w:pStyle w:val="Heading4"/>
       </w:pPr>
       <w:r>
-        <w:t>Chapter 10. The drive: converter interface and control at high fundamental frequency</w:t>
+        <w:t>Chapter 11. The drive: converter interface and control at high fundamental frequency</w:t>
       </w:r>
     </w:p>
     <w:p>
@@ -2578,7 +2732,7 @@
         <w:jc w:val="both"/>
       </w:pPr>
       <w:r>
-        <w:t>The converter is not a fourth constraint but the gatekeeper that decides which region of the design space can be reached. The chapter develops the modulation ratio and the synchronous-PWM and control-stability thresholds, then shows why current harmonics matter more at high speed: they are deposited in a rotor that the air gap thermally isolates. Silicon, silicon carbide and gallium nitride devices are compared on switching-loss economics, and the consequences of fast switching for the machine are treated in full, DC-link voltage and du/dt, output filter options, insulation under fast switching including partial-discharge inception and Type II systems, and bearing currents and their mitigation. Converter integration and EMC follow. The control half of the chapter addresses what changes at low pulse ratios: current regulation, overmodulation and six-step operation, position sensing and sensorless operation, run-up through critical speeds, field weakening and protection. The chapter closes with the co-design procedure, matching pole count to converter capability, applied to both running machines.</w:t>
+        <w:t>The converter is not a fourth constraint but the gatekeeper that decides which region of the design space can be reached. The chapter develops the modulation ratio and the synchronous-PWM and control-stability thresholds, then shows why current harmonics matter more at high speed: they are deposited in a rotor that the air gap and the retaining sleeve thermally isolate, so that the harmonic content of the supply is settled against the rotor thermal path of Chapter 10. Silicon, silicon carbide and gallium nitride devices are compared on switching-loss economics, and the consequences of fast switching for the machine are treated in full, DC-link voltage and du/dt, output filter options, insulation under fast switching including partial-discharge inception and Type II systems, and bearing currents and their mitigation. Converter integration and EMC follow. The control half of the chapter addresses what changes at low pulse ratios: current regulation, overmodulation and six-step operation, position sensing and sensorless operation, run-up through critical speeds, field weakening and protection. The chapter closes with the co-design procedure, matching pole count to converter capability, applied to both running machines.</w:t>
       </w:r>
     </w:p>
     <w:p>
@@ -2586,7 +2740,7 @@
         <w:jc w:val="both"/>
       </w:pPr>
       <w:r>
-        <w:t>Sections: 10.1 Modulation ratio and synchronous PWM · 10.2 Current harmonics and rotor heating · 10.3 Silicon, SiC and GaN: switching-loss economics · 10.4 DC-link voltage, du/dt and filters · 10.5 Insulation under fast switching · 10.6 Bearing currents · 10.7 Converter integration and EMC · 10.8 Control at low pulse ratios · 10.9 Position sensing and sensorless operation · 10.10 Run-up through critical speeds, field weakening, protection · 10.11 Co-design of the two running machines with their converters.</w:t>
+        <w:t>Sections: 11.1 Modulation ratio and synchronous PWM · 11.2 Current harmonics and rotor heating · 11.3 Silicon, SiC and GaN: switching-loss economics · 11.4 DC-link voltage, du/dt and filters · 11.5 Insulation under fast switching · 11.6 Bearing currents · 11.7 Converter integration and EMC · 11.8 Control at low pulse ratios · 11.9 Position sensing and sensorless operation · 11.10 Run-up through critical speeds, field weakening, protection · 11.11 Co-design of the two running machines with their converters.</w:t>
       </w:r>
     </w:p>
     <w:p>
@@ -2594,7 +2748,7 @@
         <w:jc w:val="both"/>
       </w:pPr>
       <w:r>
-        <w:t>Budget: 42 pages, 28 figures, 2 tables. Contributors: P. Peltoniemi (converter and control), L. Aarniovuori (harmonic losses), with M. Hinkkanen or O. Pyrhönen on control at low pulse ratios. DREM boundary: not covered in the earlier book.</w:t>
+        <w:t>Budget: 40 pages, 26 figures, 2 tables. Contributors: P. Peltoniemi (converter and control), L. Aarniovuori (harmonic losses), with M. Hinkkanen or O. Pyrhönen on control at low pulse ratios. DREM boundary: not covered in the earlier book.</w:t>
       </w:r>
     </w:p>
     <w:p>
@@ -2602,7 +2756,7 @@
         <w:pStyle w:val="Heading4"/>
       </w:pPr>
       <w:r>
-        <w:t>Chapter 11. Industrial case studies: compressor drive and ORC generator</w:t>
+        <w:t>Chapter 12. Industrial case studies: compressor drive and ORC generator</w:t>
       </w:r>
     </w:p>
     <w:p>
@@ -2618,7 +2772,7 @@
         <w:jc w:val="both"/>
       </w:pPr>
       <w:r>
-        <w:t>Sections: 11.1 The gearless compressor drive: from specification to measured performance · 11.2 The ORC turbogenerator · 11.3 Manufacture and tolerance control · 11.4 Test rig, instrumentation and loss segregation at high speed · 11.5 Qualification against standards · 11.6 Failure modes and design lessons.</w:t>
+        <w:t>Sections: 12.1 The gearless compressor drive: from specification to measured performance · 12.2 The ORC turbogenerator · 12.3 Manufacture and tolerance control · 12.4 Test rig, instrumentation and loss segregation at high speed · 12.5 Qualification against standards · 12.6 Failure modes and design lessons.</w:t>
       </w:r>
     </w:p>
     <w:p>
@@ -2634,7 +2788,7 @@
         <w:pStyle w:val="Heading4"/>
       </w:pPr>
       <w:r>
-        <w:t>Chapter 12. Mobile case studies: traction, aerospace and e-turbo</w:t>
+        <w:t>Chapter 13. Mobile case studies: traction, aerospace and e-turbo</w:t>
       </w:r>
     </w:p>
     <w:p>
@@ -2642,7 +2796,7 @@
         <w:jc w:val="both"/>
       </w:pPr>
       <w:r>
-        <w:t>Three mobile designs close the book. The Voltcar traction machine, the mobile running machine, is assembled and tested, with its performance under drive-cycle and thermal-transient loading reported against the design predictions of the preceding chapters. A high-specific-power aerospace generator illustrates the extreme of the mass-limited paradigm and the qualification culture of that industry. An electrically assisted turbocharger above 100 000 r/min illustrates the extreme of speed, where the machine must be nearly invisible in mass and inertia. Testing under transient conditions and overspeed, thermal and endurance qualification are described, and the failure modes of mobile high-speed machines are contrasted with the industrial ones of Chapter 11. A closing section revisits the two paradigms with the completed designs in hand and states, with numbers, why the same physics produces opposite machines.</w:t>
+        <w:t>Three mobile designs close the book. The Voltcar traction machine, the mobile running machine, is assembled and tested, with its performance under drive-cycle and thermal-transient loading reported against the design predictions of the preceding chapters. A high-specific-power aerospace generator illustrates the extreme of the mass-limited paradigm and the qualification culture of that industry. An electrically assisted turbocharger above 100 000 r/min illustrates the extreme of speed, where the machine must be nearly invisible in mass and inertia. Testing under transient conditions and overspeed, thermal and endurance qualification are described, and the failure modes of mobile high-speed machines are contrasted with the industrial ones of Chapter 12. A closing section revisits the two paradigms with the completed designs in hand and states, with numbers, why the same physics produces opposite machines.</w:t>
       </w:r>
     </w:p>
     <w:p>
@@ -2650,7 +2804,7 @@
         <w:jc w:val="both"/>
       </w:pPr>
       <w:r>
-        <w:t>Sections: 12.1 The Voltcar traction machine: from specification to measured performance · 12.2 A high-specific-power aerospace generator · 12.3 An e-turbocharger above 100 000 r/min · 12.4 Testing under drive-cycle and thermal transients · 12.5 Overspeed, thermal and endurance qualification · 12.6 Failure modes and design lessons · 12.7 The two paradigms revisited.</w:t>
+        <w:t>Sections: 13.1 The Voltcar traction machine: from specification to measured performance · 13.2 A high-specific-power aerospace generator · 13.3 An e-turbocharger above 100 000 r/min · 13.4 Testing under drive-cycle and thermal transients · 13.5 Overspeed, thermal and endurance qualification · 13.6 Failure modes and design lessons · 13.7 The two paradigms revisited.</w:t>
       </w:r>
     </w:p>
     <w:p>
@@ -2658,7 +2812,7 @@
         <w:jc w:val="both"/>
       </w:pPr>
       <w:r>
-        <w:t>Budget: 30 pages, 24 figures, 3 tables. Contributors: authors (Voltcar), an aerospace contributor to be invited for 12.2. New: measured case data from a current EU project.</w:t>
+        <w:t>Budget: 30 pages, 24 figures, 3 tables. Contributors: authors (Voltcar), an aerospace contributor to be invited for 13.2. New: measured case data from a current EU project.</w:t>
       </w:r>
     </w:p>
     <w:p>
@@ -2913,7 +3067,7 @@
               <w:rPr>
                 <w:sz w:val="19"/>
               </w:rPr>
-              <w:t>9 lead; 8.6 and 5.7 supporting</w:t>
+              <w:t>9 lead; 8.6, 5.7 and 10.8 supporting</w:t>
             </w:r>
           </w:p>
         </w:tc>
@@ -2987,7 +3141,7 @@
               <w:rPr>
                 <w:sz w:val="19"/>
               </w:rPr>
-              <w:t>2, 9, 11</w:t>
+              <w:t>2, 9.8, 10.5, 12</w:t>
             </w:r>
           </w:p>
         </w:tc>
@@ -3025,7 +3179,7 @@
               <w:rPr>
                 <w:sz w:val="19"/>
               </w:rPr>
-              <w:t>Pasi Peltoniemi</w:t>
+              <w:t>Janne Nerg</w:t>
             </w:r>
           </w:p>
         </w:tc>
@@ -3043,7 +3197,7 @@
               <w:rPr>
                 <w:sz w:val="19"/>
               </w:rPr>
-              <w:t>LUT, power electronics</w:t>
+              <w:t>LUT, thermal modelling</w:t>
             </w:r>
           </w:p>
         </w:tc>
@@ -3061,7 +3215,7 @@
               <w:rPr>
                 <w:sz w:val="19"/>
               </w:rPr>
-              <w:t>10</w:t>
+              <w:t>10 lead</w:t>
             </w:r>
           </w:p>
         </w:tc>
@@ -3099,7 +3253,7 @@
               <w:rPr>
                 <w:sz w:val="19"/>
               </w:rPr>
-              <w:t>Lassi Aarniovuori</w:t>
+              <w:t>Pasi Peltoniemi</w:t>
             </w:r>
           </w:p>
         </w:tc>
@@ -3117,7 +3271,7 @@
               <w:rPr>
                 <w:sz w:val="19"/>
               </w:rPr>
-              <w:t>drive loss measurement</w:t>
+              <w:t>LUT, power electronics</w:t>
             </w:r>
           </w:p>
         </w:tc>
@@ -3135,7 +3289,7 @@
               <w:rPr>
                 <w:sz w:val="19"/>
               </w:rPr>
-              <w:t>10, 11</w:t>
+              <w:t>11</w:t>
             </w:r>
           </w:p>
         </w:tc>
@@ -3173,7 +3327,7 @@
               <w:rPr>
                 <w:sz w:val="19"/>
               </w:rPr>
-              <w:t>Janne Nerg</w:t>
+              <w:t>Lassi Aarniovuori</w:t>
             </w:r>
           </w:p>
         </w:tc>
@@ -3191,7 +3345,7 @@
               <w:rPr>
                 <w:sz w:val="19"/>
               </w:rPr>
-              <w:t>LUT, thermal modelling</w:t>
+              <w:t>drive loss measurement</w:t>
             </w:r>
           </w:p>
         </w:tc>
@@ -3209,7 +3363,7 @@
               <w:rPr>
                 <w:sz w:val="19"/>
               </w:rPr>
-              <w:t>9</w:t>
+              <w:t>11, 12</w:t>
             </w:r>
           </w:p>
         </w:tc>
@@ -3227,7 +3381,7 @@
               <w:rPr>
                 <w:sz w:val="19"/>
               </w:rPr>
-              <w:t>suggested</w:t>
+              <w:t>to be invited</w:t>
             </w:r>
           </w:p>
         </w:tc>
@@ -3357,7 +3511,7 @@
               <w:rPr>
                 <w:sz w:val="19"/>
               </w:rPr>
-              <w:t>10</w:t>
+              <w:t>11</w:t>
             </w:r>
           </w:p>
         </w:tc>
@@ -3431,7 +3585,7 @@
               <w:rPr>
                 <w:sz w:val="19"/>
               </w:rPr>
-              <w:t>12.2</w:t>
+              <w:t>13.2</w:t>
             </w:r>
           </w:p>
         </w:tc>
@@ -3473,7 +3627,7 @@
         <w:jc w:val="both"/>
       </w:pPr>
       <w:r>
-        <w:t>Indicative, from contract signature: Chapters 2 and 3 with the running-machine specifications at month 6; Part II at month 11; Part III at month 15; Part IV at month 20; complete manuscript with problems and notebooks at month 22; delivery at month 24.</w:t>
+        <w:t>Indicative, from contract signature: Chapters 2 and 3 with the running-machine specifications at month 6; Part II at month 11; Part III, which carries four chapters, at month 16; Part IV at month 20; complete manuscript with problems and notebooks at month 22; delivery at month 24.</w:t>
       </w:r>
     </w:p>
     <w:p>

--- a/chapter1/Annotated_TOC.docx
+++ b/chapter1/Annotated_TOC.docx
@@ -2572,7 +2572,7 @@
         <w:jc w:val="both"/>
       </w:pPr>
       <w:r>
-        <w:t>Budget: 30 pages, 20 figures, 3 tables. Contributors: J. Sopanen's group (bearing-rotor interaction, fluid-film and magnetic bearings); an industrial bearing application specialist to be identified for lubrication, life and seals. DREM boundary: not covered in the earlier book. New: bearing losses and seal windage placed in the high-speed loss budget.</w:t>
+        <w:t>Budget: 30 pages, 20 figures, 3 tables. Contributors: J. Sopanen's group (bearing-rotor interaction, fluid-film and magnetic bearings); an industrial bearing application specialist, to be named from J. Sopanen's professional network, for the lubrication regimes, bearing life and seals as they are practised in industry. DREM boundary: not covered in the earlier book. New: bearing losses and seal windage placed in the high-speed loss budget.</w:t>
       </w:r>
     </w:p>
     <w:p>
@@ -3419,7 +3419,7 @@
               <w:rPr>
                 <w:sz w:val="19"/>
               </w:rPr>
-              <w:t>industry, to be identified</w:t>
+              <w:t>industry, through J. Sopanen's network</w:t>
             </w:r>
           </w:p>
         </w:tc>
@@ -3455,7 +3455,7 @@
               <w:rPr>
                 <w:sz w:val="19"/>
               </w:rPr>
-              <w:t>open</w:t>
+              <w:t>to be named</w:t>
             </w:r>
           </w:p>
         </w:tc>

--- a/chapter1/Annotated_TOC.docx
+++ b/chapter1/Annotated_TOC.docx
@@ -3289,7 +3289,7 @@
               <w:rPr>
                 <w:sz w:val="19"/>
               </w:rPr>
-              <w:t>11</w:t>
+              <w:t>11 lead</w:t>
             </w:r>
           </w:p>
         </w:tc>
@@ -3307,7 +3307,7 @@
               <w:rPr>
                 <w:sz w:val="19"/>
               </w:rPr>
-              <w:t>to be invited</w:t>
+              <w:t>agreed in principle</w:t>
             </w:r>
           </w:p>
         </w:tc>

--- a/chapter1/Annotated_TOC.docx
+++ b/chapter1/Annotated_TOC.docx
@@ -2748,7 +2748,7 @@
         <w:jc w:val="both"/>
       </w:pPr>
       <w:r>
-        <w:t>Budget: 40 pages, 26 figures, 2 tables. Contributors: P. Peltoniemi (converter and control), L. Aarniovuori (harmonic losses), with M. Hinkkanen or O. Pyrhönen on control at low pulse ratios. DREM boundary: not covered in the earlier book.</w:t>
+        <w:t>Budget: 40 pages, 26 figures, 2 tables. Contributors: P. Peltoniemi (the converter sections, 11.1 and 11.3 to 11.7, and the converter side of 11.11), L. Aarniovuori (harmonic losses and rotor heating, 11.2), M. Hinkkanen or O. Pyrhönen (control at low pulse ratios, 11.8 to 11.10). DREM boundary: not covered in the earlier book.</w:t>
       </w:r>
     </w:p>
     <w:p>
@@ -3289,7 +3289,7 @@
               <w:rPr>
                 <w:sz w:val="19"/>
               </w:rPr>
-              <w:t>11 lead</w:t>
+              <w:t>11, converter sections</w:t>
             </w:r>
           </w:p>
         </w:tc>

--- a/chapter1/Annotated_TOC.docx
+++ b/chapter1/Annotated_TOC.docx
@@ -2748,7 +2748,7 @@
         <w:jc w:val="both"/>
       </w:pPr>
       <w:r>
-        <w:t>Budget: 40 pages, 26 figures, 2 tables. Contributors: P. Peltoniemi (the converter sections, 11.1 and 11.3 to 11.7, and the converter side of 11.11), L. Aarniovuori (harmonic losses and rotor heating, 11.2), M. Hinkkanen or O. Pyrhönen (control at low pulse ratios, 11.8 to 11.10). DREM boundary: not covered in the earlier book.</w:t>
+        <w:t>Budget: 40 pages, 26 figures, 2 tables. Contributors: P. Peltoniemi leads the chapter and writes the converter sections, 11.1 and 11.3 to 11.7, with colleagues from the LUT power electronics group; L. Aarniovuori (harmonic losses and rotor heating, 11.2); M. Hinkkanen or O. Pyrhönen (control at low pulse ratios, 11.8 to 11.10). DREM boundary: not covered in the earlier book.</w:t>
       </w:r>
     </w:p>
     <w:p>
@@ -3289,7 +3289,7 @@
               <w:rPr>
                 <w:sz w:val="19"/>
               </w:rPr>
-              <w:t>11, converter sections</w:t>
+              <w:t>11 lead</w:t>
             </w:r>
           </w:p>
         </w:tc>

--- a/chapter1/Annotated_TOC.docx
+++ b/chapter1/Annotated_TOC.docx
@@ -128,7 +128,7 @@
         <w:t>Readership.</w:t>
       </w:r>
       <w:r>
-        <w:t xml:space="preserve"> R&amp;D and application engineers at compressor, turbomachinery, e-mobility and aerospace companies; drive-system engineers who must supply such machines; graduate students and researchers in electrical machines and drives. End-of-chapter problems and worked examples make it usable as a supplementary text in graduate courses on electrical machine and drive design.</w:t>
+        <w:t xml:space="preserve"> R&amp;D and application engineers at compressor, turbomachinery, e-mobility and aerospace companies. That this readership exists as a community, and not only as a market, is visible in events such as the High-Speed Day held at LUT University in 2026, which drew machine, drive and turbomachinery engineers from industry and academia to the same room. Also: drive-system engineers who must supply such machines; graduate students and researchers in electrical machines and drives. End-of-chapter problems and worked examples make it usable as a supplementary text in graduate courses on electrical machine and drive design.</w:t>
       </w:r>
     </w:p>
     <w:p>
@@ -2420,7 +2420,7 @@
         <w:jc w:val="both"/>
       </w:pPr>
       <w:r>
-        <w:t>The chapter establishes why high-speed machines exist and why the two paradigms diverge. In industry the converter made it possible to move the speed conversion from a gearbox into the electrical domain, and the gearbox was deleted: centrifugal compressors, wastewater aeration blowers, organic Rankine cycle and turbo-expander generators, and subsea and hermetic process machines are treated with their economics of availability, oil-free operation and total cost of ownership. In mobile applications the converter was needed anyway and high speed bought mass instead, so the gearbox was kept: electric traction and its geared high-speed optimum, hybrid-electric and all-electric aircraft propulsion and generation, and electrically assisted turbochargers and turbo-compounding above 100 000 r/min. Emerging drivers are surveyed, including heat-pump and hydrogen and cryogenic compression and flywheel storage. The chapter then presents a survey of built and published high-speed machines, spanning several decades of power and speed, and maps them onto the three classification criteria of Chapter 1; this is where the fP criterion receives its calibration. It closes by specifying the two running machines and stating the architecture-selection logic, total cost of ownership against specific power, that governs every later trade-off.</w:t>
+        <w:t>The chapter establishes why high-speed machines exist and why the two paradigms diverge. It begins from the driven machine rather than the motor, because that is where the speed requirement originates: a centrifugal compressor or a turbo-expander has an aerodynamic optimum fixed by its specific speed, and that optimum, not any electrical consideration, is what asks for 30 000 r/min. In industry the converter then made it possible to move the speed conversion from a gearbox into the electrical domain, and the gearbox was deleted: centrifugal compressors, wastewater aeration blowers, organic Rankine cycle and turbo-expander generators, and subsea and hermetic process machines are treated with their economics of availability, oil-free operation and total cost of ownership. In mobile applications the converter was needed anyway and high speed bought mass instead, so the gearbox was kept: electric traction and its geared high-speed optimum, hybrid-electric and all-electric aircraft propulsion and generation, and electrically assisted turbochargers and turbo-compounding above 100 000 r/min. Emerging drivers are surveyed, including heat-pump and hydrogen and cryogenic compression and flywheel storage. The chapter then presents a survey of built and published high-speed machines, spanning several decades of power and speed, and maps them onto the three classification criteria of Chapter 1; this is where the fP criterion receives its calibration. It closes by specifying the two running machines and stating the architecture-selection logic, total cost of ownership against specific power, that governs every later trade-off.</w:t>
       </w:r>
     </w:p>
     <w:p>
@@ -2428,7 +2428,7 @@
         <w:jc w:val="both"/>
       </w:pPr>
       <w:r>
-        <w:t>Sections: 2.1 The direct-drive transition in industry · 2.2 Gearless industrial units: compressors, aeration blowers, ORC and turbo-expanders · 2.3 Subsea and hermetic process machines · 2.4 Electric traction and the geared high-speed optimum · 2.5 Aerospace and hybrid-electric propulsion · 2.6 e-Turbochargers, turbo-compounding and the &gt;100 000 r/min class · 2.7 Emerging drivers: heat pumps, hydrogen and cryogenic compression, flywheels · 2.8 Architecture selection: total cost of ownership against specific power · 2.9 A survey of built machines: calibrating v_tip, n√P and fP · 2.10 The two running machines specified.</w:t>
+        <w:t>Sections: 2.1 The direct-drive transition in industry · 2.2 Why the driven machine sets the speed: specific speed and the turbomachinery optimum · 2.3 Gearless industrial units: compressors, aeration blowers, ORC and turbo-expanders · 2.4 Subsea and hermetic process machines · 2.5 Electric traction and the geared high-speed optimum · 2.6 Aerospace and hybrid-electric propulsion · 2.7 e-Turbochargers, turbo-compounding and the &gt;100 000 r/min class · 2.8 Emerging drivers: heat pumps, hydrogen and cryogenic compression, flywheels · 2.9 Architecture selection: total cost of ownership against specific power · 2.10 A survey of built machines: calibrating v_tip, n√P and fP · 2.11 The two running machines specified.</w:t>
       </w:r>
     </w:p>
     <w:p>
@@ -2436,7 +2436,7 @@
         <w:jc w:val="both"/>
       </w:pPr>
       <w:r>
-        <w:t>Budget: 34 pages, 18 figures, 3 tables. New: the machine survey and the calibrated criteria; the architecture-selection logic. Contributors: J. Saari (industrial machines); LUT turbomachinery group to be approached for the process side.</w:t>
+        <w:t>Budget: 34 pages, 18 figures, 3 tables. New: the machine survey and the calibrated criteria; the architecture-selection logic; §2.2, which states the speed requirement from the driven machine's side rather than the motor's. Contributors: J. Saari (industrial machines); A. Jaatinen-Värri and J. Tiainen (§2.2, specific speed and the aerodynamic optimum).</w:t>
       </w:r>
     </w:p>
     <w:p>
@@ -2676,7 +2676,7 @@
         <w:jc w:val="both"/>
       </w:pPr>
       <w:r>
-        <w:t>Budget: 30 pages, 20 figures, 3 tables. Contributors: A. Belahcen (loss modelling, materials, manufacturing effects), I. Petrov (rotor losses), J. Saari (windage). DREM boundary: the earlier book's loss chapters cover the conventional frequency range; only the high-speed departures are treated.</w:t>
+        <w:t>Budget: 30 pages, 20 figures, 3 tables. Contributors: A. Belahcen (loss modelling, materials, manufacturing effects), I. Petrov (rotor losses), J. Saari (windage correlations for high-speed machines), with A. Jaatinen-Värri and J. Tiainen on the flow regimes, roughness and end effects of §9.8. DREM boundary: the earlier book's loss chapters cover the conventional frequency range; only the high-speed departures are treated.</w:t>
       </w:r>
     </w:p>
     <w:p>
@@ -2708,7 +2708,7 @@
         <w:jc w:val="both"/>
       </w:pPr>
       <w:r>
-        <w:t>Budget: 28 pages, 18 figures, 3 tables. Contributors: J. Nerg lead (thermal networks, cooling architectures, transients), A. Belahcen (magnet temperature and demagnetisation margin), J. Saari (air-gap convection, from the same flow model as the windage of §9.8). DREM boundary: the earlier book covers conventional cooling and thermal-resistance modelling and is referenced for them; only what high speed changes is treated here. New: the rotor thermal path behind the retaining sleeve, and windage and air-gap convection derived from one flow model.</w:t>
+        <w:t>Budget: 28 pages, 18 figures, 3 tables. Contributors: J. Nerg lead (thermal networks, cooling architectures, transients), A. Belahcen (magnet temperature and demagnetisation margin), A. Jaatinen-Värri and J. Tiainen (§10.5 air-gap convection, from the same flow model as the windage of §9.8), J. Saari (the machine-side windage link). DREM boundary: the earlier book covers conventional cooling and thermal-resistance modelling and is referenced for them; only what high speed changes is treated here. New: the rotor thermal path behind the retaining sleeve, and windage and air-gap convection derived from one flow model.</w:t>
       </w:r>
     </w:p>
     <w:p>
@@ -3141,7 +3141,155 @@
               <w:rPr>
                 <w:sz w:val="19"/>
               </w:rPr>
-              <w:t>2, 9.8, 10.5, 12</w:t>
+              <w:t>2, 9.8, 12</w:t>
+            </w:r>
+          </w:p>
+        </w:tc>
+        <w:tc>
+          <w:tcPr>
+            <w:tcW w:type="dxa" w:w="2160"/>
+          </w:tcPr>
+          <w:p>
+            <w:r>
+              <w:rPr>
+                <w:sz w:val="19"/>
+              </w:rPr>
+            </w:r>
+            <w:r>
+              <w:rPr>
+                <w:sz w:val="19"/>
+              </w:rPr>
+              <w:t>to be invited</w:t>
+            </w:r>
+          </w:p>
+        </w:tc>
+      </w:tr>
+      <w:tr>
+        <w:tc>
+          <w:tcPr>
+            <w:tcW w:type="dxa" w:w="2160"/>
+          </w:tcPr>
+          <w:p>
+            <w:r>
+              <w:rPr>
+                <w:sz w:val="19"/>
+              </w:rPr>
+            </w:r>
+            <w:r>
+              <w:rPr>
+                <w:sz w:val="19"/>
+              </w:rPr>
+              <w:t>Ahti Jaatinen-Värri</w:t>
+            </w:r>
+          </w:p>
+        </w:tc>
+        <w:tc>
+          <w:tcPr>
+            <w:tcW w:type="dxa" w:w="2160"/>
+          </w:tcPr>
+          <w:p>
+            <w:r>
+              <w:rPr>
+                <w:sz w:val="19"/>
+              </w:rPr>
+            </w:r>
+            <w:r>
+              <w:rPr>
+                <w:sz w:val="19"/>
+              </w:rPr>
+              <w:t>LUT, turbomachinery</w:t>
+            </w:r>
+          </w:p>
+        </w:tc>
+        <w:tc>
+          <w:tcPr>
+            <w:tcW w:type="dxa" w:w="2160"/>
+          </w:tcPr>
+          <w:p>
+            <w:r>
+              <w:rPr>
+                <w:sz w:val="19"/>
+              </w:rPr>
+            </w:r>
+            <w:r>
+              <w:rPr>
+                <w:sz w:val="19"/>
+              </w:rPr>
+              <w:t>2.2, 9.8, 10.5</w:t>
+            </w:r>
+          </w:p>
+        </w:tc>
+        <w:tc>
+          <w:tcPr>
+            <w:tcW w:type="dxa" w:w="2160"/>
+          </w:tcPr>
+          <w:p>
+            <w:r>
+              <w:rPr>
+                <w:sz w:val="19"/>
+              </w:rPr>
+            </w:r>
+            <w:r>
+              <w:rPr>
+                <w:sz w:val="19"/>
+              </w:rPr>
+              <w:t>to be invited</w:t>
+            </w:r>
+          </w:p>
+        </w:tc>
+      </w:tr>
+      <w:tr>
+        <w:tc>
+          <w:tcPr>
+            <w:tcW w:type="dxa" w:w="2160"/>
+          </w:tcPr>
+          <w:p>
+            <w:r>
+              <w:rPr>
+                <w:sz w:val="19"/>
+              </w:rPr>
+            </w:r>
+            <w:r>
+              <w:rPr>
+                <w:sz w:val="19"/>
+              </w:rPr>
+              <w:t>Jonna Tiainen</w:t>
+            </w:r>
+          </w:p>
+        </w:tc>
+        <w:tc>
+          <w:tcPr>
+            <w:tcW w:type="dxa" w:w="2160"/>
+          </w:tcPr>
+          <w:p>
+            <w:r>
+              <w:rPr>
+                <w:sz w:val="19"/>
+              </w:rPr>
+            </w:r>
+            <w:r>
+              <w:rPr>
+                <w:sz w:val="19"/>
+              </w:rPr>
+              <w:t>The Switch</w:t>
+            </w:r>
+          </w:p>
+        </w:tc>
+        <w:tc>
+          <w:tcPr>
+            <w:tcW w:type="dxa" w:w="2160"/>
+          </w:tcPr>
+          <w:p>
+            <w:r>
+              <w:rPr>
+                <w:sz w:val="19"/>
+              </w:rPr>
+            </w:r>
+            <w:r>
+              <w:rPr>
+                <w:sz w:val="19"/>
+              </w:rPr>
+              <w:t>2.2, 9.8, 10.5, 12</w:t>
             </w:r>
           </w:p>
         </w:tc>

--- a/chapter1/Annotated_TOC.docx
+++ b/chapter1/Annotated_TOC.docx
@@ -2468,7 +2468,7 @@
         <w:jc w:val="both"/>
       </w:pPr>
       <w:r>
-        <w:t>Budget: 34 pages, 24 figures, 2 tables. DREM boundary: topologies are compared only on their high-speed behaviour; their general theory is referenced, which is what keeps this chapter short.</w:t>
+        <w:t>Budget: 34 pages, 24 figures, 2 tables. Contributors: authors, with J. Ikäheimo on §3.2, the solid-rotor induction machine, which is written from the practice of a manufacturer that builds them rather than from the literature. DREM boundary: topologies are compared only on their high-speed behaviour; their general theory is referenced, which is what keeps this chapter short.</w:t>
       </w:r>
     </w:p>
     <w:p>
@@ -2764,7 +2764,7 @@
         <w:jc w:val="both"/>
       </w:pPr>
       <w:r>
-        <w:t>Two complete industrial designs are carried from specification to measured performance. The first is the gearless compressor drive that has served as the industrial running machine throughout the book, now assembled: its rotor, bearings, cooling, electromagnetic design and converter are brought together, built and tested. The second is an organic Rankine cycle turbogenerator, chosen because it exercises the generator side and the high-temperature environment. Manufacture and tolerance control are treated as part of the design, since at high speed they are. The test rig, instrumentation and loss segregation at high speed are described in enough detail to be reproduced, with calorimetric methods where electrical methods fail. Qualification is addressed against the standards that industrial customers require, API 617 and API 541, IEC 60034-25 for converter-fed machines, ISO 21940 balancing grades and ISO 20816 vibration. The chapter closes with the failure modes observed in industrial high-speed machines and the design lessons drawn from them.</w:t>
+        <w:t>Two complete industrial designs are carried from specification to measured performance. The first is the gearless compressor drive that has served as the industrial running machine throughout the book, now assembled: its rotor, bearings, cooling, electromagnetic design and converter are brought together, built and tested. The second is an organic Rankine cycle turbogenerator, chosen because it exercises the generator side and the high-temperature environment. Manufacture and tolerance control are treated as part of the design, since at high speed they are, and they are written by an engineer from a manufacturer that builds these machines rather than inferred from the outside. The test rig, instrumentation and loss segregation at high speed are described in enough detail to be reproduced, with calorimetric methods where electrical methods fail. Qualification is addressed against the standards that industrial customers require, API 617 and API 541, IEC 60034-25 for converter-fed machines, ISO 21940 balancing grades and ISO 20816 vibration. The chapter closes with the failure modes observed in industrial high-speed machines and the design lessons drawn from them.</w:t>
       </w:r>
     </w:p>
     <w:p>
@@ -2780,7 +2780,7 @@
         <w:jc w:val="both"/>
       </w:pPr>
       <w:r>
-        <w:t>Budget: 28 pages, 22 figures, 3 tables. Contributors: authors, J. Saari (compressor case), L. Aarniovuori (loss measurement). New: measured case data.</w:t>
+        <w:t>Budget: 28 pages, 22 figures, 3 tables. Contributors: authors, J. Saari (the compressor case, 12.1), J. Ikäheimo (manufacture and tolerance control, 12.3, and qualification against the standards, 12.5, both written from a manufacturer's practice), L. Aarniovuori (test rig and loss segregation, 12.4), J. Tiainen (industrial perspective). New: measured case data, and photographs of built machines and rotors supplied by the industrial contributors, which no competing title has.</w:t>
       </w:r>
     </w:p>
     <w:p>
@@ -3141,7 +3141,7 @@
               <w:rPr>
                 <w:sz w:val="19"/>
               </w:rPr>
-              <w:t>2, 9.8, 12</w:t>
+              <w:t>2, 9.8, 12.1</w:t>
             </w:r>
           </w:p>
         </w:tc>
@@ -3160,6 +3160,80 @@
                 <w:sz w:val="19"/>
               </w:rPr>
               <w:t>to be invited</w:t>
+            </w:r>
+          </w:p>
+        </w:tc>
+      </w:tr>
+      <w:tr>
+        <w:tc>
+          <w:tcPr>
+            <w:tcW w:type="dxa" w:w="2160"/>
+          </w:tcPr>
+          <w:p>
+            <w:r>
+              <w:rPr>
+                <w:sz w:val="19"/>
+              </w:rPr>
+            </w:r>
+            <w:r>
+              <w:rPr>
+                <w:sz w:val="19"/>
+              </w:rPr>
+              <w:t>Jouni Ikäheimo</w:t>
+            </w:r>
+          </w:p>
+        </w:tc>
+        <w:tc>
+          <w:tcPr>
+            <w:tcW w:type="dxa" w:w="2160"/>
+          </w:tcPr>
+          <w:p>
+            <w:r>
+              <w:rPr>
+                <w:sz w:val="19"/>
+              </w:rPr>
+            </w:r>
+            <w:r>
+              <w:rPr>
+                <w:sz w:val="19"/>
+              </w:rPr>
+              <w:t>ABB, high-speed motors</w:t>
+            </w:r>
+          </w:p>
+        </w:tc>
+        <w:tc>
+          <w:tcPr>
+            <w:tcW w:type="dxa" w:w="2160"/>
+          </w:tcPr>
+          <w:p>
+            <w:r>
+              <w:rPr>
+                <w:sz w:val="19"/>
+              </w:rPr>
+            </w:r>
+            <w:r>
+              <w:rPr>
+                <w:sz w:val="19"/>
+              </w:rPr>
+              <w:t>3.2, 12.3, 12.5; photographs and machine material throughout</w:t>
+            </w:r>
+          </w:p>
+        </w:tc>
+        <w:tc>
+          <w:tcPr>
+            <w:tcW w:type="dxa" w:w="2160"/>
+          </w:tcPr>
+          <w:p>
+            <w:r>
+              <w:rPr>
+                <w:sz w:val="19"/>
+              </w:rPr>
+            </w:r>
+            <w:r>
+              <w:rPr>
+                <w:sz w:val="19"/>
+              </w:rPr>
+              <w:t>agreed in principle</w:t>
             </w:r>
           </w:p>
         </w:tc>
@@ -3791,7 +3865,15 @@
         <w:jc w:val="both"/>
       </w:pPr>
       <w:r>
-        <w:t>Chapter 1 complete; the annotated table of contents above; a partial Chapter 7 demonstrating the inverted sizing procedure on one running machine, to evidence the design-book claim; author and contributor biographies; the competing-titles analysis.</w:t>
+        <w:t>Chapter 1 complete; the annotated table of contents above; a partial Chapter 7 demonstrating the inverted sizing procedure on one running machine, to evidence the design-book claim; author and contributor biographies; letters of support from the named contributors; the competing-titles analysis.</w:t>
+      </w:r>
+    </w:p>
+    <w:p>
+      <w:pPr>
+        <w:jc w:val="both"/>
+      </w:pPr>
+      <w:r>
+        <w:t>The contributors from industry also offer photographs of built high-speed machines, rotors and sleeves. Competing titles are illustrated almost entirely with line drawings, so this is worth stating to the publisher explicitly: the industrial contributors are the copyright holders, which removes the permission problem that usually keeps such photographs out of textbooks.</w:t>
       </w:r>
     </w:p>
     <w:sectPr>

--- a/chapter1/Annotated_TOC.docx
+++ b/chapter1/Annotated_TOC.docx
@@ -2468,7 +2468,7 @@
         <w:jc w:val="both"/>
       </w:pPr>
       <w:r>
-        <w:t>Budget: 34 pages, 24 figures, 2 tables. Contributors: authors, with J. Ikäheimo on §3.2, the solid-rotor induction machine, which is written from the practice of a manufacturer that builds them rather than from the literature. DREM boundary: topologies are compared only on their high-speed behaviour; their general theory is referenced, which is what keeps this chapter short.</w:t>
+        <w:t>Budget: 34 pages, 24 figures, 2 tables. Contributors: authors, with J. Ikäheimo on §3.2 and §3.3, the solid-rotor and laminated-rotor induction machines, written from the practice of a manufacturer that builds them rather than from the literature. DREM boundary: topologies are compared only on their high-speed behaviour; their general theory is referenced, which is what keeps this chapter short.</w:t>
       </w:r>
     </w:p>
     <w:p>
@@ -3215,7 +3215,7 @@
               <w:rPr>
                 <w:sz w:val="19"/>
               </w:rPr>
-              <w:t>3.2, 12.3, 12.5; photographs and machine material throughout</w:t>
+              <w:t>3.2 and 3.3, 12.3, 12.5; photographs and machine material throughout</w:t>
             </w:r>
           </w:p>
         </w:tc>

--- a/chapter1/Annotated_TOC.docx
+++ b/chapter1/Annotated_TOC.docx
@@ -2708,7 +2708,7 @@
         <w:jc w:val="both"/>
       </w:pPr>
       <w:r>
-        <w:t>Budget: 28 pages, 18 figures, 3 tables. Contributors: J. Nerg lead (thermal networks, cooling architectures, transients), A. Belahcen (magnet temperature and demagnetisation margin), A. Jaatinen-Värri and J. Tiainen (§10.5 air-gap convection, from the same flow model as the windage of §9.8), J. Saari (the machine-side windage link). DREM boundary: the earlier book covers conventional cooling and thermal-resistance modelling and is referenced for them; only what high speed changes is treated here. New: the rotor thermal path behind the retaining sleeve, and windage and air-gap convection derived from one flow model.</w:t>
+        <w:t>Budget: 28 pages, 18 figures, 3 tables. Chapter owner: one of the authors, who writes §10.1 and §10.10. Contributors: R. Wrobel (§10.2 to §10.4, the heat paths and the stator and rotor cooling architectures), J. Nerg (§10.6, §10.7 and §10.9, thermal networks, transient behaviour and measurement), A. Belahcen (§10.8, magnet temperature and demagnetisation margin), A. Jaatinen-Värri and J. Tiainen (§10.5 air-gap convection, from the same flow model as the windage of §9.8), J. Saari (the machine-side windage link). DREM boundary: the earlier book covers conventional cooling and thermal-resistance modelling and is referenced for them; only what high speed changes is treated here. New: the rotor thermal path behind the retaining sleeve, and windage and air-gap convection derived from one flow model.</w:t>
       </w:r>
     </w:p>
     <w:p>
@@ -3401,7 +3401,7 @@
               <w:rPr>
                 <w:sz w:val="19"/>
               </w:rPr>
-              <w:t>Janne Nerg</w:t>
+              <w:t>Rafal Wrobel</w:t>
             </w:r>
           </w:p>
         </w:tc>
@@ -3419,7 +3419,7 @@
               <w:rPr>
                 <w:sz w:val="19"/>
               </w:rPr>
-              <w:t>LUT, thermal modelling</w:t>
+              <w:t>Newcastle University</w:t>
             </w:r>
           </w:p>
         </w:tc>
@@ -3437,7 +3437,81 @@
               <w:rPr>
                 <w:sz w:val="19"/>
               </w:rPr>
-              <w:t>10 lead</w:t>
+              <w:t>10.2, 10.3, 10.4 (cooling architectures)</w:t>
+            </w:r>
+          </w:p>
+        </w:tc>
+        <w:tc>
+          <w:tcPr>
+            <w:tcW w:type="dxa" w:w="2160"/>
+          </w:tcPr>
+          <w:p>
+            <w:r>
+              <w:rPr>
+                <w:sz w:val="19"/>
+              </w:rPr>
+            </w:r>
+            <w:r>
+              <w:rPr>
+                <w:sz w:val="19"/>
+              </w:rPr>
+              <w:t>to be invited</w:t>
+            </w:r>
+          </w:p>
+        </w:tc>
+      </w:tr>
+      <w:tr>
+        <w:tc>
+          <w:tcPr>
+            <w:tcW w:type="dxa" w:w="2160"/>
+          </w:tcPr>
+          <w:p>
+            <w:r>
+              <w:rPr>
+                <w:sz w:val="19"/>
+              </w:rPr>
+            </w:r>
+            <w:r>
+              <w:rPr>
+                <w:sz w:val="19"/>
+              </w:rPr>
+              <w:t>Janne Nerg</w:t>
+            </w:r>
+          </w:p>
+        </w:tc>
+        <w:tc>
+          <w:tcPr>
+            <w:tcW w:type="dxa" w:w="2160"/>
+          </w:tcPr>
+          <w:p>
+            <w:r>
+              <w:rPr>
+                <w:sz w:val="19"/>
+              </w:rPr>
+            </w:r>
+            <w:r>
+              <w:rPr>
+                <w:sz w:val="19"/>
+              </w:rPr>
+              <w:t>LUT, thermal modelling</w:t>
+            </w:r>
+          </w:p>
+        </w:tc>
+        <w:tc>
+          <w:tcPr>
+            <w:tcW w:type="dxa" w:w="2160"/>
+          </w:tcPr>
+          <w:p>
+            <w:r>
+              <w:rPr>
+                <w:sz w:val="19"/>
+              </w:rPr>
+            </w:r>
+            <w:r>
+              <w:rPr>
+                <w:sz w:val="19"/>
+              </w:rPr>
+              <w:t>10.6, 10.7, 10.9, 10.10 (thermal networks)</w:t>
             </w:r>
           </w:p>
         </w:tc>

--- a/chapter1/Annotated_TOC.docx
+++ b/chapter1/Annotated_TOC.docx
@@ -2748,7 +2748,7 @@
         <w:jc w:val="both"/>
       </w:pPr>
       <w:r>
-        <w:t>Budget: 40 pages, 26 figures, 2 tables. Contributors: P. Peltoniemi leads the chapter and writes the converter sections, 11.1 and 11.3 to 11.7, with colleagues from the LUT power electronics group; L. Aarniovuori (harmonic losses and rotor heating, 11.2); M. Hinkkanen or O. Pyrhönen (control at low pulse ratios, 11.8 to 11.10). DREM boundary: not covered in the earlier book.</w:t>
+        <w:t>Budget: 40 pages, 26 figures, 2 tables. Contributors: P. Peltoniemi leads the chapter and writes the converter sections, 11.1 and 11.3 to 11.7, with colleagues from the LUT power electronics group; L. Aarniovuori (harmonic losses and rotor heating, 11.2); M. Hinkkanen (control at low pulse ratios, 11.8 to 11.10). DREM boundary: not covered in the earlier book.</w:t>
       </w:r>
     </w:p>
     <w:p>
@@ -3771,7 +3771,7 @@
               <w:rPr>
                 <w:sz w:val="19"/>
               </w:rPr>
-              <w:t>Marko Hinkkanen or Olli Pyrhönen</w:t>
+              <w:t>Marko Hinkkanen</w:t>
             </w:r>
           </w:p>
         </w:tc>
@@ -3789,7 +3789,7 @@
               <w:rPr>
                 <w:sz w:val="19"/>
               </w:rPr>
-              <w:t>Aalto / LUT, control</w:t>
+              <w:t>Aalto University, electric drives</w:t>
             </w:r>
           </w:p>
         </w:tc>
@@ -3807,7 +3807,7 @@
               <w:rPr>
                 <w:sz w:val="19"/>
               </w:rPr>
-              <w:t>11</w:t>
+              <w:t>11.8 to 11.10 (control)</w:t>
             </w:r>
           </w:p>
         </w:tc>
@@ -3825,7 +3825,7 @@
               <w:rPr>
                 <w:sz w:val="19"/>
               </w:rPr>
-              <w:t>suggested, one of the two</w:t>
+              <w:t>to be invited</w:t>
             </w:r>
           </w:p>
         </w:tc>

--- a/chapter1/Annotated_TOC.docx
+++ b/chapter1/Annotated_TOC.docx
@@ -3455,7 +3455,7 @@
               <w:rPr>
                 <w:sz w:val="19"/>
               </w:rPr>
-              <w:t>to be invited</w:t>
+              <w:t>interested; reviewing the material</w:t>
             </w:r>
           </w:p>
         </w:tc>

--- a/chapter1/Annotated_TOC.docx
+++ b/chapter1/Annotated_TOC.docx
@@ -578,7 +578,7 @@
               <w:rPr>
                 <w:sz w:val="19"/>
               </w:rPr>
-              <w:t>authors; J. Saari</w:t>
+              <w:t>authors; turbomachinery contributors; J. Saari</w:t>
             </w:r>
           </w:p>
         </w:tc>
@@ -700,7 +700,7 @@
               <w:rPr>
                 <w:sz w:val="19"/>
               </w:rPr>
-              <w:t>authors</w:t>
+              <w:t>authors; J. Ikäheimo</w:t>
             </w:r>
           </w:p>
         </w:tc>
@@ -1566,7 +1566,7 @@
               <w:rPr>
                 <w:sz w:val="19"/>
               </w:rPr>
-              <w:t>J. Nerg; A. Belahcen; J. Saari</w:t>
+              <w:t>R. Wrobel; J. Nerg; A. Belahcen</w:t>
             </w:r>
           </w:p>
         </w:tc>
@@ -1694,7 +1694,7 @@
               <w:rPr>
                 <w:sz w:val="19"/>
               </w:rPr>
-              <w:t>P. Peltoniemi; L. Aarniovuori</w:t>
+              <w:t>P. Peltoniemi; M. Hinkkanen; L. Aarniovuori</w:t>
             </w:r>
           </w:p>
         </w:tc>
@@ -1816,7 +1816,7 @@
               <w:rPr>
                 <w:sz w:val="19"/>
               </w:rPr>
-              <w:t>authors; J. Saari; L. Aarniovuori</w:t>
+              <w:t>authors; J. Ikäheimo; L. Aarniovuori</w:t>
             </w:r>
           </w:p>
         </w:tc>
@@ -2420,7 +2420,7 @@
         <w:jc w:val="both"/>
       </w:pPr>
       <w:r>
-        <w:t>The chapter establishes why high-speed machines exist and why the two paradigms diverge. It begins from the driven machine rather than the motor, because that is where the speed requirement originates: a centrifugal compressor or a turbo-expander has an aerodynamic optimum fixed by its specific speed, and that optimum, not any electrical consideration, is what asks for 30 000 r/min. In industry the converter then made it possible to move the speed conversion from a gearbox into the electrical domain, and the gearbox was deleted: centrifugal compressors, wastewater aeration blowers, organic Rankine cycle and turbo-expander generators, and subsea and hermetic process machines are treated with their economics of availability, oil-free operation and total cost of ownership. In mobile applications the converter was needed anyway and high speed bought mass instead, so the gearbox was kept: electric traction and its geared high-speed optimum, hybrid-electric and all-electric aircraft propulsion and generation, and electrically assisted turbochargers and turbo-compounding above 100 000 r/min. Emerging drivers are surveyed, including heat-pump and hydrogen and cryogenic compression and flywheel storage. The chapter then presents a survey of built and published high-speed machines, spanning several decades of power and speed, and maps them onto the three classification criteria of Chapter 1; this is where the fP criterion receives its calibration. It closes by specifying the two running machines and stating the architecture-selection logic, total cost of ownership against specific power, that governs every later trade-off.</w:t>
+        <w:t>The chapter establishes why high-speed machines exist and why the two paradigms diverge. It begins from the driven machine rather than the motor, because that is where the speed requirement originates: a centrifugal compressor or a turbo-expander has an aerodynamic optimum fixed by its specific speed, and that optimum, not any electrical consideration, is what asks for 30 000 r/min. In industry the converter then made it possible to move the speed conversion from a gearbox into the electrical domain, and the gearbox was deleted: centrifugal compressors, wastewater aeration blowers, organic Rankine cycle and turbo-expander generators, and subsea and hermetic process machines are treated with their economics of availability, oil-free operation and total cost of ownership. In mobile applications the converter was needed anyway and high speed bought mass instead, so the gearbox was kept: electric traction and its geared high-speed optimum, hybrid-electric and all-electric aircraft propulsion and generation, and electrically assisted turbochargers and turbo-compounding above 100 000 r/min. Emerging drivers are surveyed, and the high-temperature industrial heat pump is given the most weight among them, because it is the application currently pulling hardest on high-speed compression and is written here from a manufacturer rather than from the literature; hydrogen and cryogenic compression and flywheel storage follow. The chapter then presents a survey of built and published high-speed machines, spanning several decades of power and speed, and maps them onto the three classification criteria of Chapter 1; this is where the fP criterion receives its calibration. It closes by specifying the two running machines and stating the architecture-selection logic, total cost of ownership against specific power, that governs every later trade-off.</w:t>
       </w:r>
     </w:p>
     <w:p>
@@ -2428,7 +2428,7 @@
         <w:jc w:val="both"/>
       </w:pPr>
       <w:r>
-        <w:t>Sections: 2.1 The direct-drive transition in industry · 2.2 Why the driven machine sets the speed: specific speed and the turbomachinery optimum · 2.3 Gearless industrial units: compressors, aeration blowers, ORC and turbo-expanders · 2.4 Subsea and hermetic process machines · 2.5 Electric traction and the geared high-speed optimum · 2.6 Aerospace and hybrid-electric propulsion · 2.7 e-Turbochargers, turbo-compounding and the &gt;100 000 r/min class · 2.8 Emerging drivers: heat pumps, hydrogen and cryogenic compression, flywheels · 2.9 Architecture selection: total cost of ownership against specific power · 2.10 A survey of built machines: calibrating v_tip, n√P and fP · 2.11 The two running machines specified.</w:t>
+        <w:t>Sections: 2.1 The direct-drive transition in industry · 2.2 Why the driven machine sets the speed: specific speed and the turbomachinery optimum · 2.3 Gearless industrial units: compressors, aeration blowers, ORC and turbo-expanders · 2.4 Subsea and hermetic process machines · 2.5 Electric traction and the geared high-speed optimum · 2.6 Aerospace and hybrid-electric propulsion · 2.7 e-Turbochargers, turbo-compounding and the &gt;100 000 r/min class · 2.8 Emerging drivers: high-temperature industrial heat pumps, hydrogen and cryogenic compression, flywheels · 2.9 Architecture selection: total cost of ownership against specific power · 2.10 A survey of built machines: calibrating v_tip, n√P and fP · 2.11 The two running machines specified.</w:t>
       </w:r>
     </w:p>
     <w:p>
@@ -2436,7 +2436,7 @@
         <w:jc w:val="both"/>
       </w:pPr>
       <w:r>
-        <w:t>Budget: 34 pages, 18 figures, 3 tables. New: the machine survey and the calibrated criteria; the architecture-selection logic; §2.2, which states the speed requirement from the driven machine's side rather than the motor's. Contributors: J. Saari (industrial machines); A. Jaatinen-Värri and J. Tiainen (§2.2, specific speed and the aerodynamic optimum).</w:t>
+        <w:t>Budget: 34 pages, 18 figures, 3 tables. New: the machine survey and the calibrated criteria; the architecture-selection logic; §2.2, which states the speed requirement from the driven machine's side rather than the motor's. Contributors: A. Jaatinen-Värri and J. Tiainen (§2.2, specific speed and the aerodynamic optimum); J. Saari of Upheat is the candidate for §2.8, the high-temperature heat pump.</w:t>
       </w:r>
     </w:p>
     <w:p>
@@ -2676,7 +2676,7 @@
         <w:jc w:val="both"/>
       </w:pPr>
       <w:r>
-        <w:t>Budget: 30 pages, 20 figures, 3 tables. Contributors: A. Belahcen (loss modelling, materials, manufacturing effects), I. Petrov (rotor losses), J. Saari (windage correlations for high-speed machines), with A. Jaatinen-Värri and J. Tiainen on the flow regimes, roughness and end effects of §9.8. DREM boundary: the earlier book's loss chapters cover the conventional frequency range; only the high-speed departures are treated.</w:t>
+        <w:t>Budget: 30 pages, 20 figures, 3 tables. Contributors: A. Belahcen (loss modelling, materials, manufacturing effects), I. Petrov (rotor losses), J. Saari (windage correlations for high-speed machines, §9.8), with A. Jaatinen-Värri and J. Tiainen on the flow regimes, roughness and end effects of §9.8. DREM boundary: the earlier book's loss chapters cover the conventional frequency range; only the high-speed departures are treated.</w:t>
       </w:r>
     </w:p>
     <w:p>
@@ -2780,7 +2780,7 @@
         <w:jc w:val="both"/>
       </w:pPr>
       <w:r>
-        <w:t>Budget: 28 pages, 22 figures, 3 tables. Contributors: authors, J. Saari (the compressor case, 12.1), J. Ikäheimo (manufacture and tolerance control, 12.3, and qualification against the standards, 12.5, both written from a manufacturer's practice), L. Aarniovuori (test rig and loss segregation, 12.4), J. Tiainen (industrial perspective). New: measured case data, and photographs of built machines and rotors supplied by the industrial contributors, which no competing title has.</w:t>
+        <w:t>Budget: 28 pages, 22 figures, 3 tables. Contributors: authors, the compressor case, §12.1, source to be confirmed, J. Ikäheimo (manufacture and tolerance control, 12.3, and qualification against the standards, 12.5, both written from a manufacturer's practice), L. Aarniovuori (test rig and loss segregation, 12.4), J. Tiainen (industrial perspective). New: measured case data, and photographs of built machines and rotors supplied by the industrial contributors, which no competing title has.</w:t>
       </w:r>
     </w:p>
     <w:p>
@@ -3123,7 +3123,7 @@
               <w:rPr>
                 <w:sz w:val="19"/>
               </w:rPr>
-              <w:t>industry</w:t>
+              <w:t>Upheat, high-temperature heat pumps</w:t>
             </w:r>
           </w:p>
         </w:tc>
@@ -3141,7 +3141,7 @@
               <w:rPr>
                 <w:sz w:val="19"/>
               </w:rPr>
-              <w:t>2, 9.8, 12.1</w:t>
+              <w:t>one section, 9.8 or 2.8</w:t>
             </w:r>
           </w:p>
         </w:tc>
@@ -3159,7 +3159,7 @@
               <w:rPr>
                 <w:sz w:val="19"/>
               </w:rPr>
-              <w:t>to be invited</w:t>
+              <w:t>interested, choosing</w:t>
             </w:r>
           </w:p>
         </w:tc>

--- a/chapter1/Annotated_TOC.docx
+++ b/chapter1/Annotated_TOC.docx
@@ -328,7 +328,7 @@
                 <w:b/>
                 <w:sz w:val="19"/>
               </w:rPr>
-              <w:t>Lead</w:t>
+              <w:t>Owner</w:t>
             </w:r>
           </w:p>
         </w:tc>
@@ -578,7 +578,7 @@
               <w:rPr>
                 <w:sz w:val="19"/>
               </w:rPr>
-              <w:t>authors; turbomachinery contributors; J. Saari</w:t>
+              <w:t>J. Saari</w:t>
             </w:r>
           </w:p>
         </w:tc>
@@ -700,7 +700,7 @@
               <w:rPr>
                 <w:sz w:val="19"/>
               </w:rPr>
-              <w:t>authors; J. Ikäheimo</w:t>
+              <w:t>authors</w:t>
             </w:r>
           </w:p>
         </w:tc>
@@ -828,7 +828,7 @@
               <w:rPr>
                 <w:sz w:val="19"/>
               </w:rPr>
-              <w:t>J. Sopanen's group; I. Petrov</w:t>
+              <w:t>J. Sopanen</w:t>
             </w:r>
           </w:p>
         </w:tc>
@@ -950,7 +950,7 @@
               <w:rPr>
                 <w:sz w:val="19"/>
               </w:rPr>
-              <w:t>J. Sopanen's group</w:t>
+              <w:t>J. Sopanen</w:t>
             </w:r>
           </w:p>
         </w:tc>
@@ -1072,7 +1072,7 @@
               <w:rPr>
                 <w:sz w:val="19"/>
               </w:rPr>
-              <w:t>J. Sopanen's group; bearing specialist</w:t>
+              <w:t>J. Sopanen</w:t>
             </w:r>
           </w:p>
         </w:tc>
@@ -1322,7 +1322,7 @@
               <w:rPr>
                 <w:sz w:val="19"/>
               </w:rPr>
-              <w:t>I. Petrov; A. Belahcen</w:t>
+              <w:t>authors</w:t>
             </w:r>
           </w:p>
         </w:tc>
@@ -1444,7 +1444,7 @@
               <w:rPr>
                 <w:sz w:val="19"/>
               </w:rPr>
-              <w:t>A. Belahcen; I. Petrov; J. Saari</w:t>
+              <w:t>A. Belahcen</w:t>
             </w:r>
           </w:p>
         </w:tc>
@@ -1566,7 +1566,7 @@
               <w:rPr>
                 <w:sz w:val="19"/>
               </w:rPr>
-              <w:t>R. Wrobel; J. Nerg; A. Belahcen</w:t>
+              <w:t>R. Wrobel</w:t>
             </w:r>
           </w:p>
         </w:tc>
@@ -1694,7 +1694,7 @@
               <w:rPr>
                 <w:sz w:val="19"/>
               </w:rPr>
-              <w:t>P. Peltoniemi; M. Hinkkanen; L. Aarniovuori</w:t>
+              <w:t>P. Peltoniemi</w:t>
             </w:r>
           </w:p>
         </w:tc>
@@ -1816,7 +1816,7 @@
               <w:rPr>
                 <w:sz w:val="19"/>
               </w:rPr>
-              <w:t>authors; J. Ikäheimo; L. Aarniovuori</w:t>
+              <w:t>authors</w:t>
             </w:r>
           </w:p>
         </w:tc>
@@ -1938,7 +1938,7 @@
               <w:rPr>
                 <w:sz w:val="19"/>
               </w:rPr>
-              <w:t>authors; aerospace contributor</w:t>
+              <w:t>authors</w:t>
             </w:r>
           </w:p>
         </w:tc>
@@ -2436,7 +2436,7 @@
         <w:jc w:val="both"/>
       </w:pPr>
       <w:r>
-        <w:t>Budget: 34 pages, 18 figures, 3 tables. New: the machine survey and the calibrated criteria; the architecture-selection logic; §2.2, which states the speed requirement from the driven machine's side rather than the motor's. Contributors: A. Jaatinen-Värri and J. Tiainen (§2.2, specific speed and the aerodynamic optimum); J. Saari of Upheat is the candidate for §2.8, the high-temperature heat pump.</w:t>
+        <w:t>Budget: 34 pages, 18 figures, 3 tables. New: the machine survey and the calibrated criteria; the architecture-selection logic; §2.2, which states the speed requirement from the driven machine's side rather than the motor's. Owner: J. Saari of Upheat, who covers the industrial applications and the high-temperature heat pump of §2.8 from a manufacturer, and who recruits co-authors for §2.2, the aerodynamic optimum, and for the mobile applications.</w:t>
       </w:r>
     </w:p>
     <w:p>
@@ -2676,7 +2676,7 @@
         <w:jc w:val="both"/>
       </w:pPr>
       <w:r>
-        <w:t>Budget: 30 pages, 20 figures, 3 tables. Contributors: A. Belahcen (loss modelling, materials, manufacturing effects), I. Petrov (rotor losses), J. Saari (windage correlations for high-speed machines, §9.8), with A. Jaatinen-Värri and J. Tiainen on the flow regimes, roughness and end effects of §9.8. DREM boundary: the earlier book's loss chapters cover the conventional frequency range; only the high-speed departures are treated.</w:t>
+        <w:t>Budget: 30 pages, 20 figures, 3 tables. Owner: A. Belahcen (loss modelling, materials, manufacturing effects), with I. Petrov on the rotor losses and a co-author of his choosing for the windage of §9.8; J. Saari, whose correlations the section rests on, is the natural name for it. DREM boundary: the earlier book's loss chapters cover the conventional frequency range; only the high-speed departures are treated.</w:t>
       </w:r>
     </w:p>
     <w:p>
@@ -2708,7 +2708,7 @@
         <w:jc w:val="both"/>
       </w:pPr>
       <w:r>
-        <w:t>Budget: 28 pages, 18 figures, 3 tables. Chapter owner: one of the authors, who writes §10.1 and §10.10. Contributors: R. Wrobel (§10.2 to §10.4, the heat paths and the stator and rotor cooling architectures), J. Nerg (§10.6, §10.7 and §10.9, thermal networks, transient behaviour and measurement), A. Belahcen (§10.8, magnet temperature and demagnetisation margin), A. Jaatinen-Värri and J. Tiainen (§10.5 air-gap convection, from the same flow model as the windage of §9.8), J. Saari (the machine-side windage link). DREM boundary: the earlier book covers conventional cooling and thermal-resistance modelling and is referenced for them; only what high speed changes is treated here. New: the rotor thermal path behind the retaining sleeve, and windage and air-gap convection derived from one flow model.</w:t>
+        <w:t>Budget: 28 pages, 18 figures, 3 tables. Owner: R. Wrobel, for the chapter entire, recruiting co-authors where a section calls for a specialism outside his own; the air-gap convection of §10.5 is the obvious such section, and the turbomachinery contributors are available for it. DREM boundary: the earlier book covers conventional cooling and thermal-resistance modelling and is referenced for them; only what high speed changes is treated here. New: the rotor thermal path behind the retaining sleeve, and windage and air-gap convection derived from one flow model.</w:t>
       </w:r>
     </w:p>
     <w:p>
@@ -2748,7 +2748,7 @@
         <w:jc w:val="both"/>
       </w:pPr>
       <w:r>
-        <w:t>Budget: 40 pages, 26 figures, 2 tables. Contributors: P. Peltoniemi leads the chapter and writes the converter sections, 11.1 and 11.3 to 11.7, with colleagues from the LUT power electronics group; L. Aarniovuori (harmonic losses and rotor heating, 11.2); M. Hinkkanen (control at low pulse ratios, 11.8 to 11.10). DREM boundary: not covered in the earlier book.</w:t>
+        <w:t>Budget: 40 pages, 26 figures, 2 tables. Owner: P. Peltoniemi, who writes the converter sections, 11.1 and 11.3 to 11.7, and recruits the control sections 11.8 to 11.10 and the harmonic-loss section 11.2; L. Aarniovuori is the intended name for the latter. DREM boundary: not covered in the earlier book.</w:t>
       </w:r>
     </w:p>
     <w:p>
@@ -2836,7 +2836,7 @@
         <w:pStyle w:val="Heading2"/>
       </w:pPr>
       <w:r>
-        <w:t>5. Contributors</w:t>
+        <w:t>5. Chapter ownership and contributors</w:t>
       </w:r>
     </w:p>
     <w:p>
@@ -2844,7 +2844,98 @@
         <w:jc w:val="both"/>
       </w:pPr>
       <w:r>
-        <w:t>The author line is Canseven, Petrov and Pyrhönen. Contributors are credited at chapter level and each chapter has one of the three authors as owner and editor.</w:t>
+        <w:t>The author line is Canseven, Petrov and Pyrhönen. The book is written on a rule of one</w:t>
+      </w:r>
+    </w:p>
+    <w:p>
+      <w:pPr>
+        <w:jc w:val="both"/>
+      </w:pPr>
+      <w:r>
+        <w:t>chapter, one owner. Every chapter has a single owner, either one of the three authors or</w:t>
+      </w:r>
+    </w:p>
+    <w:p>
+      <w:pPr>
+        <w:jc w:val="both"/>
+      </w:pPr>
+      <w:r>
+        <w:t>one external contributor, who is responsible for the coherence of that chapter and is the</w:t>
+      </w:r>
+    </w:p>
+    <w:p>
+      <w:pPr>
+        <w:jc w:val="both"/>
+      </w:pPr>
+      <w:r>
+        <w:t>authors' only point of contact for it. An owner who needs a specialism outside their own</w:t>
+      </w:r>
+    </w:p>
+    <w:p>
+      <w:pPr>
+        <w:jc w:val="both"/>
+      </w:pPr>
+      <w:r>
+        <w:t>recruits a co-author and coordinates them; the authors do not negotiate with co-authors</w:t>
+      </w:r>
+    </w:p>
+    <w:p>
+      <w:pPr>
+        <w:jc w:val="both"/>
+      </w:pPr>
+      <w:r>
+        <w:t>directly. This keeps a chapter from becoming four disjoint sections in four notations, and</w:t>
+      </w:r>
+    </w:p>
+    <w:p>
+      <w:pPr>
+        <w:jc w:val="both"/>
+      </w:pPr>
+      <w:r>
+        <w:t>it gives each contributor a whole argument to make rather than a fragment inside somebody</w:t>
+      </w:r>
+    </w:p>
+    <w:p>
+      <w:pPr>
+        <w:jc w:val="both"/>
+      </w:pPr>
+      <w:r>
+        <w:t>else's.</w:t>
+      </w:r>
+    </w:p>
+    <w:p>
+      <w:pPr>
+        <w:jc w:val="both"/>
+      </w:pPr>
+      <w:r>
+        <w:t>Contributors are credited at chapter level: the owner and any co-authors are named</w:t>
+      </w:r>
+    </w:p>
+    <w:p>
+      <w:pPr>
+        <w:jc w:val="both"/>
+      </w:pPr>
+      <w:r>
+        <w:t>together at the head of the chapter, in the list of contributors with affiliation and a</w:t>
+      </w:r>
+    </w:p>
+    <w:p>
+      <w:pPr>
+        <w:jc w:val="both"/>
+      </w:pPr>
+      <w:r>
+        <w:t>short biography, and in the preface.</w:t>
+      </w:r>
+    </w:p>
+    <w:p>
+      <w:pPr>
+        <w:jc w:val="both"/>
+      </w:pPr>
+      <w:r>
+        <w:rPr>
+          <w:b/>
+        </w:rPr>
+        <w:t>Chapter owners</w:t>
       </w:r>
     </w:p>
     <w:tbl>
@@ -2877,7 +2968,7 @@
                 <w:b/>
                 <w:sz w:val="19"/>
               </w:rPr>
-              <w:t>Contributor</w:t>
+              <w:t>Chapters</w:t>
             </w:r>
           </w:p>
         </w:tc>
@@ -2897,7 +2988,7 @@
                 <w:b/>
                 <w:sz w:val="19"/>
               </w:rPr>
-              <w:t>Affiliation</w:t>
+              <w:t>Owner</w:t>
             </w:r>
           </w:p>
         </w:tc>
@@ -2917,7 +3008,7 @@
                 <w:b/>
                 <w:sz w:val="19"/>
               </w:rPr>
-              <w:t>Chapters</w:t>
+              <w:t>Affiliation</w:t>
             </w:r>
           </w:p>
         </w:tc>
@@ -2957,7 +3048,7 @@
               <w:rPr>
                 <w:sz w:val="19"/>
               </w:rPr>
-              <w:t>Jussi Sopanen and group</w:t>
+              <w:t>4, 5, 6 — the whole of Part II</w:t>
             </w:r>
           </w:p>
         </w:tc>
@@ -2975,7 +3066,7 @@
               <w:rPr>
                 <w:sz w:val="19"/>
               </w:rPr>
-              <w:t>LUT, machine dynamics</w:t>
+              <w:t>Jussi Sopanen</w:t>
             </w:r>
           </w:p>
         </w:tc>
@@ -2993,7 +3084,7 @@
               <w:rPr>
                 <w:sz w:val="19"/>
               </w:rPr>
-              <w:t>4, 5, 6</w:t>
+              <w:t>LUT, machine dynamics</w:t>
             </w:r>
           </w:p>
         </w:tc>
@@ -3031,7 +3122,7 @@
               <w:rPr>
                 <w:sz w:val="19"/>
               </w:rPr>
-              <w:t>Anouar Belahcen</w:t>
+              <w:t>9 — Core, rotor and aerodynamic losses</w:t>
             </w:r>
           </w:p>
         </w:tc>
@@ -3049,7 +3140,7 @@
               <w:rPr>
                 <w:sz w:val="19"/>
               </w:rPr>
-              <w:t>Aalto University</w:t>
+              <w:t>Anouar Belahcen</w:t>
             </w:r>
           </w:p>
         </w:tc>
@@ -3067,7 +3158,7 @@
               <w:rPr>
                 <w:sz w:val="19"/>
               </w:rPr>
-              <w:t>9 lead; 8.6, 5.7 and 10.8 supporting</w:t>
+              <w:t>Aalto University</w:t>
             </w:r>
           </w:p>
         </w:tc>
@@ -3105,7 +3196,7 @@
               <w:rPr>
                 <w:sz w:val="19"/>
               </w:rPr>
-              <w:t>Juha Saari</w:t>
+              <w:t>10 — Thermal management and cooling</w:t>
             </w:r>
           </w:p>
         </w:tc>
@@ -3123,7 +3214,7 @@
               <w:rPr>
                 <w:sz w:val="19"/>
               </w:rPr>
-              <w:t>Upheat, high-temperature heat pumps</w:t>
+              <w:t>Rafal Wrobel</w:t>
             </w:r>
           </w:p>
         </w:tc>
@@ -3141,7 +3232,7 @@
               <w:rPr>
                 <w:sz w:val="19"/>
               </w:rPr>
-              <w:t>one section, 9.8 or 2.8</w:t>
+              <w:t>Newcastle University</w:t>
             </w:r>
           </w:p>
         </w:tc>
@@ -3159,7 +3250,7 @@
               <w:rPr>
                 <w:sz w:val="19"/>
               </w:rPr>
-              <w:t>interested, choosing</w:t>
+              <w:t>interested; considering the chapter</w:t>
             </w:r>
           </w:p>
         </w:tc>
@@ -3179,7 +3270,7 @@
               <w:rPr>
                 <w:sz w:val="19"/>
               </w:rPr>
-              <w:t>Jouni Ikäheimo</w:t>
+              <w:t>11 — The drive</w:t>
             </w:r>
           </w:p>
         </w:tc>
@@ -3197,7 +3288,7 @@
               <w:rPr>
                 <w:sz w:val="19"/>
               </w:rPr>
-              <w:t>ABB, high-speed motors</w:t>
+              <w:t>Pasi Peltoniemi</w:t>
             </w:r>
           </w:p>
         </w:tc>
@@ -3215,7 +3306,7 @@
               <w:rPr>
                 <w:sz w:val="19"/>
               </w:rPr>
-              <w:t>3.2 and 3.3, 12.3, 12.5; photographs and machine material throughout</w:t>
+              <w:t>LUT, power electronics</w:t>
             </w:r>
           </w:p>
         </w:tc>
@@ -3253,7 +3344,7 @@
               <w:rPr>
                 <w:sz w:val="19"/>
               </w:rPr>
-              <w:t>Ahti Jaatinen-Värri</w:t>
+              <w:t>2 — Applications and system architectures</w:t>
             </w:r>
           </w:p>
         </w:tc>
@@ -3271,7 +3362,7 @@
               <w:rPr>
                 <w:sz w:val="19"/>
               </w:rPr>
-              <w:t>LUT, turbomachinery</w:t>
+              <w:t>Juha Saari</w:t>
             </w:r>
           </w:p>
         </w:tc>
@@ -3289,7 +3380,7 @@
               <w:rPr>
                 <w:sz w:val="19"/>
               </w:rPr>
-              <w:t>2.2, 9.8, 10.5</w:t>
+              <w:t>Upheat, high-temperature heat pumps</w:t>
             </w:r>
           </w:p>
         </w:tc>
@@ -3307,7 +3398,7 @@
               <w:rPr>
                 <w:sz w:val="19"/>
               </w:rPr>
-              <w:t>to be invited</w:t>
+              <w:t>invited</w:t>
             </w:r>
           </w:p>
         </w:tc>
@@ -3327,7 +3418,7 @@
               <w:rPr>
                 <w:sz w:val="19"/>
               </w:rPr>
-              <w:t>Jonna Tiainen</w:t>
+              <w:t>1, 3, 7, 8, 12, 13</w:t>
             </w:r>
           </w:p>
         </w:tc>
@@ -3345,7 +3436,7 @@
               <w:rPr>
                 <w:sz w:val="19"/>
               </w:rPr>
-              <w:t>The Switch</w:t>
+              <w:t>the authors</w:t>
             </w:r>
           </w:p>
         </w:tc>
@@ -3363,7 +3454,7 @@
               <w:rPr>
                 <w:sz w:val="19"/>
               </w:rPr>
-              <w:t>2.2, 9.8, 10.5, 12</w:t>
+              <w:t>LUT University</w:t>
             </w:r>
           </w:p>
         </w:tc>
@@ -3381,7 +3472,119 @@
               <w:rPr>
                 <w:sz w:val="19"/>
               </w:rPr>
-              <w:t>to be invited</w:t>
+              <w:t>—</w:t>
+            </w:r>
+          </w:p>
+        </w:tc>
+      </w:tr>
+    </w:tbl>
+    <w:p>
+      <w:pPr>
+        <w:spacing w:after="120"/>
+      </w:pPr>
+    </w:p>
+    <w:p>
+      <w:pPr>
+        <w:jc w:val="both"/>
+      </w:pPr>
+      <w:r>
+        <w:rPr>
+          <w:b/>
+        </w:rPr>
+        <w:t>Co-authors, recruited by the owner of the chapter</w:t>
+      </w:r>
+    </w:p>
+    <w:tbl>
+      <w:tblPr>
+        <w:tblStyle w:val="LightGrid-Accent1"/>
+        <w:tblW w:type="auto" w:w="0"/>
+        <w:jc w:val="center"/>
+        <w:tblLook w:firstColumn="1" w:firstRow="1" w:lastColumn="0" w:lastRow="0" w:noHBand="0" w:noVBand="1" w:val="04A0"/>
+      </w:tblPr>
+      <w:tblGrid>
+        <w:gridCol w:w="2160"/>
+        <w:gridCol w:w="2160"/>
+        <w:gridCol w:w="2160"/>
+        <w:gridCol w:w="2160"/>
+      </w:tblGrid>
+      <w:tr>
+        <w:tc>
+          <w:tcPr>
+            <w:tcW w:type="dxa" w:w="2160"/>
+          </w:tcPr>
+          <w:p>
+            <w:r>
+              <w:rPr>
+                <w:b/>
+                <w:sz w:val="19"/>
+              </w:rPr>
+            </w:r>
+            <w:r>
+              <w:rPr>
+                <w:b/>
+                <w:sz w:val="19"/>
+              </w:rPr>
+              <w:t>Contributor</w:t>
+            </w:r>
+          </w:p>
+        </w:tc>
+        <w:tc>
+          <w:tcPr>
+            <w:tcW w:type="dxa" w:w="2160"/>
+          </w:tcPr>
+          <w:p>
+            <w:r>
+              <w:rPr>
+                <w:b/>
+                <w:sz w:val="19"/>
+              </w:rPr>
+            </w:r>
+            <w:r>
+              <w:rPr>
+                <w:b/>
+                <w:sz w:val="19"/>
+              </w:rPr>
+              <w:t>Affiliation</w:t>
+            </w:r>
+          </w:p>
+        </w:tc>
+        <w:tc>
+          <w:tcPr>
+            <w:tcW w:type="dxa" w:w="2160"/>
+          </w:tcPr>
+          <w:p>
+            <w:r>
+              <w:rPr>
+                <w:b/>
+                <w:sz w:val="19"/>
+              </w:rPr>
+            </w:r>
+            <w:r>
+              <w:rPr>
+                <w:b/>
+                <w:sz w:val="19"/>
+              </w:rPr>
+              <w:t>Chapter</w:t>
+            </w:r>
+          </w:p>
+        </w:tc>
+        <w:tc>
+          <w:tcPr>
+            <w:tcW w:type="dxa" w:w="2160"/>
+          </w:tcPr>
+          <w:p>
+            <w:r>
+              <w:rPr>
+                <w:b/>
+                <w:sz w:val="19"/>
+              </w:rPr>
+            </w:r>
+            <w:r>
+              <w:rPr>
+                <w:b/>
+                <w:sz w:val="19"/>
+              </w:rPr>
+              <w:t>Brought in by</w:t>
             </w:r>
           </w:p>
         </w:tc>
@@ -3401,7 +3604,7 @@
               <w:rPr>
                 <w:sz w:val="19"/>
               </w:rPr>
-              <w:t>Rafal Wrobel</w:t>
+              <w:t>Jouni Ikäheimo</w:t>
             </w:r>
           </w:p>
         </w:tc>
@@ -3419,7 +3622,7 @@
               <w:rPr>
                 <w:sz w:val="19"/>
               </w:rPr>
-              <w:t>Newcastle University</w:t>
+              <w:t>ABB, high-speed motors</w:t>
             </w:r>
           </w:p>
         </w:tc>
@@ -3437,7 +3640,7 @@
               <w:rPr>
                 <w:sz w:val="19"/>
               </w:rPr>
-              <w:t>10.2, 10.3, 10.4 (cooling architectures)</w:t>
+              <w:t>3, 12; photographs and machine material throughout</w:t>
             </w:r>
           </w:p>
         </w:tc>
@@ -3455,7 +3658,7 @@
               <w:rPr>
                 <w:sz w:val="19"/>
               </w:rPr>
-              <w:t>interested; reviewing the material</w:t>
+              <w:t>the authors</w:t>
             </w:r>
           </w:p>
         </w:tc>
@@ -3475,7 +3678,7 @@
               <w:rPr>
                 <w:sz w:val="19"/>
               </w:rPr>
-              <w:t>Janne Nerg</w:t>
+              <w:t>Lassi Aarniovuori</w:t>
             </w:r>
           </w:p>
         </w:tc>
@@ -3493,7 +3696,7 @@
               <w:rPr>
                 <w:sz w:val="19"/>
               </w:rPr>
-              <w:t>LUT, thermal modelling</w:t>
+              <w:t>drive loss measurement</w:t>
             </w:r>
           </w:p>
         </w:tc>
@@ -3511,7 +3714,7 @@
               <w:rPr>
                 <w:sz w:val="19"/>
               </w:rPr>
-              <w:t>10.6, 10.7, 10.9, 10.10 (thermal networks)</w:t>
+              <w:t>11, 12</w:t>
             </w:r>
           </w:p>
         </w:tc>
@@ -3529,7 +3732,7 @@
               <w:rPr>
                 <w:sz w:val="19"/>
               </w:rPr>
-              <w:t>to be invited</w:t>
+              <w:t>P. Peltoniemi and the authors</w:t>
             </w:r>
           </w:p>
         </w:tc>
@@ -3549,7 +3752,7 @@
               <w:rPr>
                 <w:sz w:val="19"/>
               </w:rPr>
-              <w:t>Pasi Peltoniemi</w:t>
+              <w:t>Ahti Jaatinen-Värri</w:t>
             </w:r>
           </w:p>
         </w:tc>
@@ -3567,7 +3770,7 @@
               <w:rPr>
                 <w:sz w:val="19"/>
               </w:rPr>
-              <w:t>LUT, power electronics</w:t>
+              <w:t>LUT, turbomachinery</w:t>
             </w:r>
           </w:p>
         </w:tc>
@@ -3585,7 +3788,7 @@
               <w:rPr>
                 <w:sz w:val="19"/>
               </w:rPr>
-              <w:t>11 lead</w:t>
+              <w:t>2 or 10, the air-gap flow and the aerodynamic optimum</w:t>
             </w:r>
           </w:p>
         </w:tc>
@@ -3603,7 +3806,7 @@
               <w:rPr>
                 <w:sz w:val="19"/>
               </w:rPr>
-              <w:t>agreed in principle</w:t>
+              <w:t>J. Saari or R. Wrobel</w:t>
             </w:r>
           </w:p>
         </w:tc>
@@ -3623,7 +3826,7 @@
               <w:rPr>
                 <w:sz w:val="19"/>
               </w:rPr>
-              <w:t>Lassi Aarniovuori</w:t>
+              <w:t>Jonna Tiainen</w:t>
             </w:r>
           </w:p>
         </w:tc>
@@ -3641,7 +3844,7 @@
               <w:rPr>
                 <w:sz w:val="19"/>
               </w:rPr>
-              <w:t>drive loss measurement</w:t>
+              <w:t>The Switch</w:t>
             </w:r>
           </w:p>
         </w:tc>
@@ -3659,7 +3862,7 @@
               <w:rPr>
                 <w:sz w:val="19"/>
               </w:rPr>
-              <w:t>11, 12</w:t>
+              <w:t>2, 12</w:t>
             </w:r>
           </w:p>
         </w:tc>
@@ -3677,7 +3880,7 @@
               <w:rPr>
                 <w:sz w:val="19"/>
               </w:rPr>
-              <w:t>to be invited</w:t>
+              <w:t>J. Saari and the authors</w:t>
             </w:r>
           </w:p>
         </w:tc>
@@ -3697,7 +3900,7 @@
               <w:rPr>
                 <w:sz w:val="19"/>
               </w:rPr>
-              <w:t>bearing application specialist</w:t>
+              <w:t>a bearing application specialist</w:t>
             </w:r>
           </w:p>
         </w:tc>
@@ -3715,7 +3918,7 @@
               <w:rPr>
                 <w:sz w:val="19"/>
               </w:rPr>
-              <w:t>industry, through J. Sopanen's network</w:t>
+              <w:t>industry</w:t>
             </w:r>
           </w:p>
         </w:tc>
@@ -3751,7 +3954,7 @@
               <w:rPr>
                 <w:sz w:val="19"/>
               </w:rPr>
-              <w:t>to be named</w:t>
+              <w:t>J. Sopanen, from his network</w:t>
             </w:r>
           </w:p>
         </w:tc>
@@ -3771,7 +3974,7 @@
               <w:rPr>
                 <w:sz w:val="19"/>
               </w:rPr>
-              <w:t>Marko Hinkkanen</w:t>
+              <w:t>a control specialist</w:t>
             </w:r>
           </w:p>
         </w:tc>
@@ -3789,7 +3992,7 @@
               <w:rPr>
                 <w:sz w:val="19"/>
               </w:rPr>
-              <w:t>Aalto University, electric drives</w:t>
+              <w:t>to be identified</w:t>
             </w:r>
           </w:p>
         </w:tc>
@@ -3807,7 +4010,7 @@
               <w:rPr>
                 <w:sz w:val="19"/>
               </w:rPr>
-              <w:t>11.8 to 11.10 (control)</w:t>
+              <w:t>11</w:t>
             </w:r>
           </w:p>
         </w:tc>
@@ -3825,7 +4028,7 @@
               <w:rPr>
                 <w:sz w:val="19"/>
               </w:rPr>
-              <w:t>to be invited</w:t>
+              <w:t>P. Peltoniemi</w:t>
             </w:r>
           </w:p>
         </w:tc>
@@ -3845,7 +4048,7 @@
               <w:rPr>
                 <w:sz w:val="19"/>
               </w:rPr>
-              <w:t>aerospace contributor</w:t>
+              <w:t>an aerospace contributor</w:t>
             </w:r>
           </w:p>
         </w:tc>
@@ -3881,7 +4084,7 @@
               <w:rPr>
                 <w:sz w:val="19"/>
               </w:rPr>
-              <w:t>13.2</w:t>
+              <w:t>13</w:t>
             </w:r>
           </w:p>
         </w:tc>
@@ -3899,7 +4102,7 @@
               <w:rPr>
                 <w:sz w:val="19"/>
               </w:rPr>
-              <w:t>open</w:t>
+              <w:t>the authors</w:t>
             </w:r>
           </w:p>
         </w:tc>

--- a/chapter1/Annotated_TOC.docx
+++ b/chapter1/Annotated_TOC.docx
@@ -2812,7 +2812,7 @@
         <w:jc w:val="both"/>
       </w:pPr>
       <w:r>
-        <w:t>Budget: 30 pages, 24 figures, 3 tables. Contributors: authors (Voltcar), an aerospace contributor to be invited for 13.2. New: measured case data from a current EU project.</w:t>
+        <w:t>Budget: 30 pages, 24 figures, 3 tables. Owner: the authors, who also write §13.7, the closing synthesis of the two paradigms. Co-authors: J. Pippuri-Mäkeläinen of VTT, who manages the Voltcar project, on §13.1; an aerospace contributor for §13.2. New: measured case data from a current EU project, used with the project’s agreement.</w:t>
       </w:r>
     </w:p>
     <w:p>
@@ -4029,6 +4029,80 @@
                 <w:sz w:val="19"/>
               </w:rPr>
               <w:t>P. Peltoniemi</w:t>
+            </w:r>
+          </w:p>
+        </w:tc>
+      </w:tr>
+      <w:tr>
+        <w:tc>
+          <w:tcPr>
+            <w:tcW w:type="dxa" w:w="2160"/>
+          </w:tcPr>
+          <w:p>
+            <w:r>
+              <w:rPr>
+                <w:sz w:val="19"/>
+              </w:rPr>
+            </w:r>
+            <w:r>
+              <w:rPr>
+                <w:sz w:val="19"/>
+              </w:rPr>
+              <w:t>Jenni Pippuri-Mäkeläinen</w:t>
+            </w:r>
+          </w:p>
+        </w:tc>
+        <w:tc>
+          <w:tcPr>
+            <w:tcW w:type="dxa" w:w="2160"/>
+          </w:tcPr>
+          <w:p>
+            <w:r>
+              <w:rPr>
+                <w:sz w:val="19"/>
+              </w:rPr>
+            </w:r>
+            <w:r>
+              <w:rPr>
+                <w:sz w:val="19"/>
+              </w:rPr>
+              <w:t>VTT, manager of the Voltcar project</w:t>
+            </w:r>
+          </w:p>
+        </w:tc>
+        <w:tc>
+          <w:tcPr>
+            <w:tcW w:type="dxa" w:w="2160"/>
+          </w:tcPr>
+          <w:p>
+            <w:r>
+              <w:rPr>
+                <w:sz w:val="19"/>
+              </w:rPr>
+            </w:r>
+            <w:r>
+              <w:rPr>
+                <w:sz w:val="19"/>
+              </w:rPr>
+              <w:t>13, the Voltcar machine of §13.1</w:t>
+            </w:r>
+          </w:p>
+        </w:tc>
+        <w:tc>
+          <w:tcPr>
+            <w:tcW w:type="dxa" w:w="2160"/>
+          </w:tcPr>
+          <w:p>
+            <w:r>
+              <w:rPr>
+                <w:sz w:val="19"/>
+              </w:rPr>
+            </w:r>
+            <w:r>
+              <w:rPr>
+                <w:sz w:val="19"/>
+              </w:rPr>
+              <w:t>the authors</w:t>
             </w:r>
           </w:p>
         </w:tc>

--- a/chapter1/Annotated_TOC.docx
+++ b/chapter1/Annotated_TOC.docx
@@ -156,7 +156,7 @@
         <w:t>Companion material.</w:t>
       </w:r>
       <w:r>
-        <w:t xml:space="preserve"> A set of Python notebooks reproducing every analytical figure in the book and implementing the design procedures of Chapters 6, 7, 9, 10 and 11, published on the Wiley companion site.</w:t>
+        <w:t xml:space="preserve"> A set of Python notebooks reproducing every analytical figure in the book and implementing the design procedures of Chapters 6, 7, 9, 10, 11 and 12, published on the Wiley companion site.</w:t>
       </w:r>
     </w:p>
     <w:p>
@@ -1322,7 +1322,7 @@
               <w:rPr>
                 <w:sz w:val="19"/>
               </w:rPr>
-              <w:t>authors</w:t>
+              <w:t>A. Belahcen</w:t>
             </w:r>
           </w:p>
         </w:tc>
@@ -1444,7 +1444,7 @@
               <w:rPr>
                 <w:sz w:val="19"/>
               </w:rPr>
-              <w:t>A. Belahcen</w:t>
+              <w:t>P. Rasilo</w:t>
             </w:r>
           </w:p>
         </w:tc>
@@ -1622,7 +1622,7 @@
               <w:rPr>
                 <w:sz w:val="19"/>
               </w:rPr>
-              <w:t>The drive: converter interface and control at high fundamental frequency</w:t>
+              <w:t>The drive: the converter interface</w:t>
             </w:r>
           </w:p>
         </w:tc>
@@ -1640,7 +1640,7 @@
               <w:rPr>
                 <w:sz w:val="19"/>
               </w:rPr>
-              <w:t>40</w:t>
+              <w:t>24</w:t>
             </w:r>
           </w:p>
         </w:tc>
@@ -1658,7 +1658,7 @@
               <w:rPr>
                 <w:sz w:val="19"/>
               </w:rPr>
-              <w:t>16 200</w:t>
+              <w:t>9 600</w:t>
             </w:r>
           </w:p>
         </w:tc>
@@ -1676,7 +1676,7 @@
               <w:rPr>
                 <w:sz w:val="19"/>
               </w:rPr>
-              <w:t>26</w:t>
+              <w:t>16</w:t>
             </w:r>
           </w:p>
         </w:tc>
@@ -1744,7 +1744,7 @@
               <w:rPr>
                 <w:sz w:val="19"/>
               </w:rPr>
-              <w:t>Industrial case studies: compressor drive and ORC generator</w:t>
+              <w:t>Control at high fundamental frequency</w:t>
             </w:r>
           </w:p>
         </w:tc>
@@ -1762,7 +1762,7 @@
               <w:rPr>
                 <w:sz w:val="19"/>
               </w:rPr>
-              <w:t>28</w:t>
+              <w:t>18</w:t>
             </w:r>
           </w:p>
         </w:tc>
@@ -1780,7 +1780,7 @@
               <w:rPr>
                 <w:sz w:val="19"/>
               </w:rPr>
-              <w:t>9 300</w:t>
+              <w:t>7 200</w:t>
             </w:r>
           </w:p>
         </w:tc>
@@ -1798,7 +1798,7 @@
               <w:rPr>
                 <w:sz w:val="19"/>
               </w:rPr>
-              <w:t>22</w:t>
+              <w:t>12</w:t>
             </w:r>
           </w:p>
         </w:tc>
@@ -1816,7 +1816,7 @@
               <w:rPr>
                 <w:sz w:val="19"/>
               </w:rPr>
-              <w:t>authors</w:t>
+              <w:t>M. Hinkkanen</w:t>
             </w:r>
           </w:p>
         </w:tc>
@@ -1866,7 +1866,7 @@
               <w:rPr>
                 <w:sz w:val="19"/>
               </w:rPr>
-              <w:t>Mobile case studies: traction, aerospace and e-turbo</w:t>
+              <w:t>Industrial case studies: compressor drive and ORC generator</w:t>
             </w:r>
           </w:p>
         </w:tc>
@@ -1884,7 +1884,7 @@
               <w:rPr>
                 <w:sz w:val="19"/>
               </w:rPr>
-              <w:t>30</w:t>
+              <w:t>28</w:t>
             </w:r>
           </w:p>
         </w:tc>
@@ -1902,7 +1902,7 @@
               <w:rPr>
                 <w:sz w:val="19"/>
               </w:rPr>
-              <w:t>9 900</w:t>
+              <w:t>9 300</w:t>
             </w:r>
           </w:p>
         </w:tc>
@@ -1920,7 +1920,7 @@
               <w:rPr>
                 <w:sz w:val="19"/>
               </w:rPr>
-              <w:t>24</w:t>
+              <w:t>22</w:t>
             </w:r>
           </w:p>
         </w:tc>
@@ -1938,7 +1938,7 @@
               <w:rPr>
                 <w:sz w:val="19"/>
               </w:rPr>
-              <w:t>authors</w:t>
+              <w:t>J. Tiainen and A. Jaatinen-Värri</w:t>
             </w:r>
           </w:p>
         </w:tc>
@@ -1966,6 +1966,12 @@
                 <w:sz w:val="19"/>
               </w:rPr>
             </w:r>
+            <w:r>
+              <w:rPr>
+                <w:sz w:val="19"/>
+              </w:rPr>
+              <w:t>14</w:t>
+            </w:r>
           </w:p>
         </w:tc>
         <w:tc>
@@ -1980,10 +1986,9 @@
             </w:r>
             <w:r>
               <w:rPr>
-                <w:b/>
-                <w:sz w:val="19"/>
-              </w:rPr>
-              <w:t>Chapters 1–13</w:t>
+                <w:sz w:val="19"/>
+              </w:rPr>
+              <w:t>Mobile case studies: traction, aerospace and e-turbo</w:t>
             </w:r>
           </w:p>
         </w:tc>
@@ -1999,10 +2004,9 @@
             </w:r>
             <w:r>
               <w:rPr>
-                <w:b/>
-                <w:sz w:val="19"/>
-              </w:rPr>
-              <w:t>410</w:t>
+                <w:sz w:val="19"/>
+              </w:rPr>
+              <w:t>30</w:t>
             </w:r>
           </w:p>
         </w:tc>
@@ -2018,10 +2022,9 @@
             </w:r>
             <w:r>
               <w:rPr>
-                <w:b/>
-                <w:sz w:val="19"/>
-              </w:rPr>
-              <w:t>161 400</w:t>
+                <w:sz w:val="19"/>
+              </w:rPr>
+              <w:t>9 900</w:t>
             </w:r>
           </w:p>
         </w:tc>
@@ -2037,10 +2040,9 @@
             </w:r>
             <w:r>
               <w:rPr>
-                <w:b/>
-                <w:sz w:val="19"/>
-              </w:rPr>
-              <w:t>263</w:t>
+                <w:sz w:val="19"/>
+              </w:rPr>
+              <w:t>24</w:t>
             </w:r>
           </w:p>
         </w:tc>
@@ -2053,6 +2055,12 @@
               <w:rPr>
                 <w:sz w:val="19"/>
               </w:rPr>
+            </w:r>
+            <w:r>
+              <w:rPr>
+                <w:sz w:val="19"/>
+              </w:rPr>
+              <w:t>J. Pippuri-Mäkeläinen</w:t>
             </w:r>
           </w:p>
         </w:tc>
@@ -2094,9 +2102,10 @@
             </w:r>
             <w:r>
               <w:rPr>
-                <w:sz w:val="19"/>
-              </w:rPr>
-              <w:t>Front matter, appendices A–D, index</w:t>
+                <w:b/>
+                <w:sz w:val="19"/>
+              </w:rPr>
+              <w:t>Chapters 1–14</w:t>
             </w:r>
           </w:p>
         </w:tc>
@@ -2112,9 +2121,10 @@
             </w:r>
             <w:r>
               <w:rPr>
-                <w:sz w:val="19"/>
-              </w:rPr>
-              <w:t>40</w:t>
+                <w:b/>
+                <w:sz w:val="19"/>
+              </w:rPr>
+              <w:t>412</w:t>
             </w:r>
           </w:p>
         </w:tc>
@@ -2128,6 +2138,13 @@
                 <w:sz w:val="19"/>
               </w:rPr>
             </w:r>
+            <w:r>
+              <w:rPr>
+                <w:b/>
+                <w:sz w:val="19"/>
+              </w:rPr>
+              <w:t>161 700</w:t>
+            </w:r>
           </w:p>
         </w:tc>
         <w:tc>
@@ -2139,6 +2156,13 @@
               <w:rPr>
                 <w:sz w:val="19"/>
               </w:rPr>
+            </w:r>
+            <w:r>
+              <w:rPr>
+                <w:b/>
+                <w:sz w:val="19"/>
+              </w:rPr>
+              <w:t>265</w:t>
             </w:r>
           </w:p>
         </w:tc>
@@ -2192,10 +2216,9 @@
             </w:r>
             <w:r>
               <w:rPr>
-                <w:b/>
-                <w:sz w:val="19"/>
-              </w:rPr>
-              <w:t>Total</w:t>
+                <w:sz w:val="19"/>
+              </w:rPr>
+              <w:t>Front matter, appendices A–D, index</w:t>
             </w:r>
           </w:p>
         </w:tc>
@@ -2211,10 +2234,109 @@
             </w:r>
             <w:r>
               <w:rPr>
+                <w:sz w:val="19"/>
+              </w:rPr>
+              <w:t>40</w:t>
+            </w:r>
+          </w:p>
+        </w:tc>
+        <w:tc>
+          <w:tcPr>
+            <w:tcW w:type="dxa" w:w="1234"/>
+          </w:tcPr>
+          <w:p>
+            <w:r>
+              <w:rPr>
+                <w:sz w:val="19"/>
+              </w:rPr>
+            </w:r>
+          </w:p>
+        </w:tc>
+        <w:tc>
+          <w:tcPr>
+            <w:tcW w:type="dxa" w:w="1234"/>
+          </w:tcPr>
+          <w:p>
+            <w:r>
+              <w:rPr>
+                <w:sz w:val="19"/>
+              </w:rPr>
+            </w:r>
+          </w:p>
+        </w:tc>
+        <w:tc>
+          <w:tcPr>
+            <w:tcW w:type="dxa" w:w="1234"/>
+          </w:tcPr>
+          <w:p>
+            <w:r>
+              <w:rPr>
+                <w:sz w:val="19"/>
+              </w:rPr>
+            </w:r>
+          </w:p>
+        </w:tc>
+      </w:tr>
+      <w:tr>
+        <w:tc>
+          <w:tcPr>
+            <w:tcW w:type="dxa" w:w="1234"/>
+          </w:tcPr>
+          <w:p>
+            <w:r>
+              <w:rPr>
+                <w:sz w:val="19"/>
+              </w:rPr>
+            </w:r>
+          </w:p>
+        </w:tc>
+        <w:tc>
+          <w:tcPr>
+            <w:tcW w:type="dxa" w:w="1234"/>
+          </w:tcPr>
+          <w:p>
+            <w:r>
+              <w:rPr>
+                <w:sz w:val="19"/>
+              </w:rPr>
+            </w:r>
+          </w:p>
+        </w:tc>
+        <w:tc>
+          <w:tcPr>
+            <w:tcW w:type="dxa" w:w="1234"/>
+          </w:tcPr>
+          <w:p>
+            <w:r>
+              <w:rPr>
+                <w:sz w:val="19"/>
+              </w:rPr>
+            </w:r>
+            <w:r>
+              <w:rPr>
                 <w:b/>
                 <w:sz w:val="19"/>
               </w:rPr>
-              <w:t>450</w:t>
+              <w:t>Total</w:t>
+            </w:r>
+          </w:p>
+        </w:tc>
+        <w:tc>
+          <w:tcPr>
+            <w:tcW w:type="dxa" w:w="1234"/>
+          </w:tcPr>
+          <w:p>
+            <w:r>
+              <w:rPr>
+                <w:sz w:val="19"/>
+              </w:rPr>
+            </w:r>
+            <w:r>
+              <w:rPr>
+                <w:b/>
+                <w:sz w:val="19"/>
+              </w:rPr>
+              <w:t>452</w:t>
             </w:r>
           </w:p>
         </w:tc>
@@ -2280,7 +2402,7 @@
         <w:t>Two running machines.</w:t>
       </w:r>
       <w:r>
-        <w:t xml:space="preserve"> The two-pole industrial compressor drive and the six-pole Voltcar traction machine are specified in Chapter 2, given their rotor retention in Chapter 4, their rotordynamic verification in Chapter 5, their bearings in Chapter 6, their electromagnetic sizing in Chapter 7, their windings in Chapter 8, their loss balance in Chapter 9, their cooling and thermal design in Chapter 10, their converters in Chapter 11, and are assembled into complete, measured designs in Chapters 12 and 13. Every design chapter therefore ends with the same two worked examples, and the reader can follow one machine through the whole procedure.</w:t>
+        <w:t xml:space="preserve"> The two-pole industrial compressor drive and the six-pole Voltcar traction machine are specified in Chapter 2, given their rotor retention in Chapter 4, their rotordynamic verification in Chapter 5, their bearings in Chapter 6, their electromagnetic sizing in Chapter 7, their windings in Chapter 8, their loss balance in Chapter 9, their cooling and thermal design in Chapter 10, their converters in Chapter 11, their control in Chapter 12, and are assembled into complete, measured designs in Chapters 13 and 14. Every design chapter therefore ends with the same two worked examples, and the reader can follow one machine through the whole procedure.</w:t>
       </w:r>
     </w:p>
     <w:p>
@@ -2294,7 +2416,7 @@
         <w:t>A closing comparison in every design chapter.</w:t>
       </w:r>
       <w:r>
-        <w:t xml:space="preserve"> Chapters 3 to 11 each close with a short section stating how the industrial and the mobile machine resolve that chapter's trade-off differently. This is the industrial-versus-mobile spine made explicit.</w:t>
+        <w:t xml:space="preserve"> Chapters 3 to 12 each close with a short section stating how the industrial and the mobile machine resolve that chapter's trade-off differently. This is the industrial-versus-mobile spine made explicit.</w:t>
       </w:r>
     </w:p>
     <w:p>
@@ -2724,7 +2846,7 @@
         <w:pStyle w:val="Heading4"/>
       </w:pPr>
       <w:r>
-        <w:t>Chapter 11. The drive: converter interface and control at high fundamental frequency</w:t>
+        <w:t>Chapter 11. The drive: the converter interface</w:t>
       </w:r>
     </w:p>
     <w:p>
@@ -2732,7 +2854,7 @@
         <w:jc w:val="both"/>
       </w:pPr>
       <w:r>
-        <w:t>The converter is not a fourth constraint but the gatekeeper that decides which region of the design space can be reached. The chapter develops the modulation ratio and the synchronous-PWM and control-stability thresholds, then shows why current harmonics matter more at high speed: they are deposited in a rotor that the air gap and the retaining sleeve thermally isolate, so that the harmonic content of the supply is settled against the rotor thermal path of Chapter 10. Silicon, silicon carbide and gallium nitride devices are compared on switching-loss economics, and the consequences of fast switching for the machine are treated in full, DC-link voltage and du/dt, output filter options, insulation under fast switching including partial-discharge inception and Type II systems, and bearing currents and their mitigation. Converter integration and EMC follow. The control half of the chapter addresses what changes at low pulse ratios: current regulation, overmodulation and six-step operation, position sensing and sensorless operation, run-up through critical speeds, field weakening and protection. The chapter closes with the co-design procedure, matching pole count to converter capability, applied to both running machines.</w:t>
+        <w:t>The converter is not a fourth constraint but the gatekeeper that decides which region of the design space can be reached at all. The chapter develops the modulation ratio and the synchronous-PWM and control-stability thresholds, then shows why current harmonics matter more at high speed: they are deposited in a rotor that the air gap and the retaining sleeve thermally isolate, so the harmonic content of the supply is settled against the rotor thermal path of Chapter 10. Silicon, silicon carbide and gallium nitride devices are compared on switching-loss economics, and the consequences of fast switching for the machine are treated in full: DC-link voltage and du/dt, output filter options, insulation under fast switching including partial-discharge inception and Type II systems, and bearing currents and their mitigation. Converter integration and EMC follow. The chapter closes with the co-design procedure, matching pole count to converter capability, applied to both running machines; Chapter 12 then takes up what the resulting pulse ratio does to the control.</w:t>
       </w:r>
     </w:p>
     <w:p>
@@ -2740,7 +2862,7 @@
         <w:jc w:val="both"/>
       </w:pPr>
       <w:r>
-        <w:t>Sections: 11.1 Modulation ratio and synchronous PWM · 11.2 Current harmonics and rotor heating · 11.3 Silicon, SiC and GaN: switching-loss economics · 11.4 DC-link voltage, du/dt and filters · 11.5 Insulation under fast switching · 11.6 Bearing currents · 11.7 Converter integration and EMC · 11.8 Control at low pulse ratios · 11.9 Position sensing and sensorless operation · 11.10 Run-up through critical speeds, field weakening, protection · 11.11 Co-design of the two running machines with their converters.</w:t>
+        <w:t>Sections: 11.1 Modulation ratio and synchronous PWM · 11.2 Current harmonics and rotor heating · 11.3 Silicon, SiC and GaN: switching-loss economics · 11.4 DC-link voltage, du/dt and filters · 11.5 Insulation under fast switching · 11.6 Bearing currents · 11.7 Converter integration and EMC · 11.8 Co-design of the two running machines with their converters.</w:t>
       </w:r>
     </w:p>
     <w:p>
@@ -2748,7 +2870,7 @@
         <w:jc w:val="both"/>
       </w:pPr>
       <w:r>
-        <w:t>Budget: 40 pages, 26 figures, 2 tables. Owner: P. Peltoniemi, who writes the converter sections, 11.1 and 11.3 to 11.7, and recruits the control sections 11.8 to 11.10 and the harmonic-loss section 11.2; L. Aarniovuori is the intended name for the latter. DREM boundary: not covered in the earlier book.</w:t>
+        <w:t>Budget: 24 pages, 16 figures, 2 tables. Owner: P. Peltoniemi, who recruits §11.2 on harmonic losses; L. Aarniovuori is the intended name for it. DREM boundary: not covered in the earlier book.</w:t>
       </w:r>
     </w:p>
     <w:p>
@@ -2756,7 +2878,39 @@
         <w:pStyle w:val="Heading4"/>
       </w:pPr>
       <w:r>
-        <w:t>Chapter 12. Industrial case studies: compressor drive and ORC generator</w:t>
+        <w:t>Chapter 12. Control at high fundamental frequency</w:t>
+      </w:r>
+    </w:p>
+    <w:p>
+      <w:pPr>
+        <w:jc w:val="both"/>
+      </w:pPr>
+      <w:r>
+        <w:t>Chapter 11 leaves the designer with a pulse ratio; this chapter says what can then be done with it. Almost all drive control is developed on the assumption that the switching frequency lies far above the fundamental, so that the converter can be treated as a continuous voltage source and the controller designed by continuous-time methods. At eight or ten pulses in a fundamental period that assumption fails: the computational and modulation delays occupy a substantial part of the period, the discrete-time nature of the controller stops being an implementation detail, and the achievable current-control bandwidth becomes a constraint on the machine rather than a property of the controller. Current regulation, overmodulation and six-step operation are developed on that basis. Position sensing and sensorless operation are treated at kilohertz fundamental frequency, where the back-EMF is generous but the sampling is not, and the conditions under which each method remains valid are stated rather than left to the reader. Run-up through the critical speeds of Chapter 5, field weakening and protection close the technical part, and the chapter ends with the control of the two running machines.</w:t>
+      </w:r>
+    </w:p>
+    <w:p>
+      <w:pPr>
+        <w:jc w:val="both"/>
+      </w:pPr>
+      <w:r>
+        <w:t>Sections: 12.1 What changes when the pulse ratio falls to ten · 12.2 Current regulation, overmodulation and six-step operation · 12.3 Position sensing and sensorless operation at high fundamental frequency · 12.4 Run-up through the critical speeds · 12.5 Field weakening and protection · 12.6 Control of the two running machines.</w:t>
+      </w:r>
+    </w:p>
+    <w:p>
+      <w:pPr>
+        <w:jc w:val="both"/>
+      </w:pPr>
+      <w:r>
+        <w:t>Budget: 18 pages, 12 figures, 1 table. Owner: M. Hinkkanen. New: the pulse-ratio limit stated as a machine-design constraint rather than a control problem. DREM boundary: not covered in the earlier book.</w:t>
+      </w:r>
+    </w:p>
+    <w:p>
+      <w:pPr>
+        <w:pStyle w:val="Heading4"/>
+      </w:pPr>
+      <w:r>
+        <w:t>Chapter 13. Industrial case studies: compressor drive and ORC generator</w:t>
       </w:r>
     </w:p>
     <w:p>
@@ -2772,7 +2926,7 @@
         <w:jc w:val="both"/>
       </w:pPr>
       <w:r>
-        <w:t>Sections: 12.1 The gearless compressor drive: from specification to measured performance · 12.2 The ORC turbogenerator · 12.3 Manufacture and tolerance control · 12.4 Test rig, instrumentation and loss segregation at high speed · 12.5 Qualification against standards · 12.6 Failure modes and design lessons.</w:t>
+        <w:t>Sections: 13.1 The gearless compressor drive: from specification to measured performance · 13.2 The ORC turbogenerator · 13.3 Manufacture and tolerance control · 13.4 Test rig, instrumentation and loss segregation at high speed · 13.5 Qualification against standards · 13.6 Failure modes and design lessons.</w:t>
       </w:r>
     </w:p>
     <w:p>
@@ -2780,7 +2934,7 @@
         <w:jc w:val="both"/>
       </w:pPr>
       <w:r>
-        <w:t>Budget: 28 pages, 22 figures, 3 tables. Contributors: authors, the compressor case, §12.1, source to be confirmed, J. Ikäheimo (manufacture and tolerance control, 12.3, and qualification against the standards, 12.5, both written from a manufacturer's practice), L. Aarniovuori (test rig and loss segregation, 12.4), J. Tiainen (industrial perspective). New: measured case data, and photographs of built machines and rotors supplied by the industrial contributors, which no competing title has.</w:t>
+        <w:t>Budget: 28 pages, 22 figures, 3 tables. Owners: J. Tiainen and A. Jaatinen-Värri, with A. Jaatinen-Värri as the point of contact. Contributors: the authors and I. Petrov on the machine of §13.1, J. Ikäheimo (manufacture and tolerance control, §13.3, and qualification against the standards, §13.5, both written from a manufacturer's practice), L. Aarniovuori (test rig and loss segregation, §13.4), J. Tiainen (industrial perspective). New: measured case data, and photographs of built machines and rotors supplied by the industrial contributors, which no competing title has.</w:t>
       </w:r>
     </w:p>
     <w:p>
@@ -2788,7 +2942,7 @@
         <w:pStyle w:val="Heading4"/>
       </w:pPr>
       <w:r>
-        <w:t>Chapter 13. Mobile case studies: traction, aerospace and e-turbo</w:t>
+        <w:t>Chapter 14. Mobile case studies: traction, aerospace and e-turbo</w:t>
       </w:r>
     </w:p>
     <w:p>
@@ -2796,7 +2950,7 @@
         <w:jc w:val="both"/>
       </w:pPr>
       <w:r>
-        <w:t>Three mobile designs close the book. The Voltcar traction machine, the mobile running machine, is assembled and tested, with its performance under drive-cycle and thermal-transient loading reported against the design predictions of the preceding chapters. A high-specific-power aerospace generator illustrates the extreme of the mass-limited paradigm and the qualification culture of that industry. An electrically assisted turbocharger above 100 000 r/min illustrates the extreme of speed, where the machine must be nearly invisible in mass and inertia. Testing under transient conditions and overspeed, thermal and endurance qualification are described, and the failure modes of mobile high-speed machines are contrasted with the industrial ones of Chapter 12. A closing section revisits the two paradigms with the completed designs in hand and states, with numbers, why the same physics produces opposite machines.</w:t>
+        <w:t>Three mobile designs close the book. The Voltcar traction machine, the mobile running machine, is assembled and tested, with its performance under drive-cycle and thermal-transient loading reported against the design predictions of the preceding chapters. A high-specific-power aerospace generator illustrates the extreme of the mass-limited paradigm and the qualification culture of that industry. An electrically assisted turbocharger above 100 000 r/min illustrates the extreme of speed, where the machine must be nearly invisible in mass and inertia. Testing under transient conditions and overspeed, thermal and endurance qualification are described, and the failure modes of mobile high-speed machines are contrasted with the industrial ones of Chapter 13. A closing section revisits the two paradigms with the completed designs in hand and states, with numbers, why the same physics produces opposite machines.</w:t>
       </w:r>
     </w:p>
     <w:p>
@@ -2804,7 +2958,7 @@
         <w:jc w:val="both"/>
       </w:pPr>
       <w:r>
-        <w:t>Sections: 13.1 The Voltcar traction machine: from specification to measured performance · 13.2 A high-specific-power aerospace generator · 13.3 An e-turbocharger above 100 000 r/min · 13.4 Testing under drive-cycle and thermal transients · 13.5 Overspeed, thermal and endurance qualification · 13.6 Failure modes and design lessons · 13.7 The two paradigms revisited.</w:t>
+        <w:t>Sections: 14.1 The Voltcar traction machine: from specification to measured performance · 14.2 A high-specific-power aerospace generator · 14.3 An e-turbocharger above 100 000 r/min · 14.4 Testing under drive-cycle and thermal transients · 14.5 Overspeed, thermal and endurance qualification · 14.6 Failure modes and design lessons · 14.7 The two paradigms revisited.</w:t>
       </w:r>
     </w:p>
     <w:p>
@@ -2812,7 +2966,7 @@
         <w:jc w:val="both"/>
       </w:pPr>
       <w:r>
-        <w:t>Budget: 30 pages, 24 figures, 3 tables. Owner: the authors, who also write §13.7, the closing synthesis of the two paradigms. Co-authors: J. Pippuri-Mäkeläinen of VTT, who manages the Voltcar project, on §13.1; an aerospace contributor for §13.2. New: measured case data from a current EU project, used with the project’s agreement.</w:t>
+        <w:t>Budget: 30 pages, 24 figures, 3 tables. Owner: J. Pippuri-Mäkeläinen of VTT, who manages the Voltcar project and writes §14.1; she recruits for §14.2 and §14.3, and §14.7, the closing synthesis of the two paradigms, is written jointly with the authors. New: measured case data from a current EU project, used with the project’s agreement.</w:t>
       </w:r>
     </w:p>
     <w:p>
@@ -3048,7 +3202,7 @@
               <w:rPr>
                 <w:sz w:val="19"/>
               </w:rPr>
-              <w:t>4, 5, 6 — the whole of Part II</w:t>
+              <w:t>2 — Applications and system architectures</w:t>
             </w:r>
           </w:p>
         </w:tc>
@@ -3066,7 +3220,7 @@
               <w:rPr>
                 <w:sz w:val="19"/>
               </w:rPr>
-              <w:t>Jussi Sopanen</w:t>
+              <w:t>Juha Saari</w:t>
             </w:r>
           </w:p>
         </w:tc>
@@ -3084,7 +3238,7 @@
               <w:rPr>
                 <w:sz w:val="19"/>
               </w:rPr>
-              <w:t>LUT, machine dynamics</w:t>
+              <w:t>Upheat, high-temperature heat pumps</w:t>
             </w:r>
           </w:p>
         </w:tc>
@@ -3102,7 +3256,7 @@
               <w:rPr>
                 <w:sz w:val="19"/>
               </w:rPr>
-              <w:t>agreed in principle</w:t>
+              <w:t>invited</w:t>
             </w:r>
           </w:p>
         </w:tc>
@@ -3122,7 +3276,7 @@
               <w:rPr>
                 <w:sz w:val="19"/>
               </w:rPr>
-              <w:t>9 — Core, rotor and aerodynamic losses</w:t>
+              <w:t>4, 5, 6 — the whole of Part II</w:t>
             </w:r>
           </w:p>
         </w:tc>
@@ -3140,7 +3294,7 @@
               <w:rPr>
                 <w:sz w:val="19"/>
               </w:rPr>
-              <w:t>Anouar Belahcen</w:t>
+              <w:t>Jussi Sopanen</w:t>
             </w:r>
           </w:p>
         </w:tc>
@@ -3158,7 +3312,7 @@
               <w:rPr>
                 <w:sz w:val="19"/>
               </w:rPr>
-              <w:t>Aalto University</w:t>
+              <w:t>LUT, machine dynamics</w:t>
             </w:r>
           </w:p>
         </w:tc>
@@ -3176,7 +3330,7 @@
               <w:rPr>
                 <w:sz w:val="19"/>
               </w:rPr>
-              <w:t>expected</w:t>
+              <w:t>agreed in principle</w:t>
             </w:r>
           </w:p>
         </w:tc>
@@ -3196,7 +3350,7 @@
               <w:rPr>
                 <w:sz w:val="19"/>
               </w:rPr>
-              <w:t>10 — Thermal management and cooling</w:t>
+              <w:t>8 — AC winding losses and conductor design</w:t>
             </w:r>
           </w:p>
         </w:tc>
@@ -3214,7 +3368,7 @@
               <w:rPr>
                 <w:sz w:val="19"/>
               </w:rPr>
-              <w:t>Rafal Wrobel</w:t>
+              <w:t>Anouar Belahcen</w:t>
             </w:r>
           </w:p>
         </w:tc>
@@ -3232,7 +3386,7 @@
               <w:rPr>
                 <w:sz w:val="19"/>
               </w:rPr>
-              <w:t>Newcastle University</w:t>
+              <w:t>Aalto University</w:t>
             </w:r>
           </w:p>
         </w:tc>
@@ -3250,7 +3404,7 @@
               <w:rPr>
                 <w:sz w:val="19"/>
               </w:rPr>
-              <w:t>interested; considering the chapter</w:t>
+              <w:t>expected</w:t>
             </w:r>
           </w:p>
         </w:tc>
@@ -3270,7 +3424,7 @@
               <w:rPr>
                 <w:sz w:val="19"/>
               </w:rPr>
-              <w:t>11 — The drive</w:t>
+              <w:t>9 — Core, rotor and aerodynamic losses</w:t>
             </w:r>
           </w:p>
         </w:tc>
@@ -3288,7 +3442,7 @@
               <w:rPr>
                 <w:sz w:val="19"/>
               </w:rPr>
-              <w:t>Pasi Peltoniemi</w:t>
+              <w:t>Paavo Rasilo</w:t>
             </w:r>
           </w:p>
         </w:tc>
@@ -3306,7 +3460,7 @@
               <w:rPr>
                 <w:sz w:val="19"/>
               </w:rPr>
-              <w:t>LUT, power electronics</w:t>
+              <w:t>Tampere University</w:t>
             </w:r>
           </w:p>
         </w:tc>
@@ -3324,7 +3478,7 @@
               <w:rPr>
                 <w:sz w:val="19"/>
               </w:rPr>
-              <w:t>agreed in principle</w:t>
+              <w:t>to be invited</w:t>
             </w:r>
           </w:p>
         </w:tc>
@@ -3344,7 +3498,7 @@
               <w:rPr>
                 <w:sz w:val="19"/>
               </w:rPr>
-              <w:t>2 — Applications and system architectures</w:t>
+              <w:t>10 — Thermal management and cooling</w:t>
             </w:r>
           </w:p>
         </w:tc>
@@ -3362,7 +3516,7 @@
               <w:rPr>
                 <w:sz w:val="19"/>
               </w:rPr>
-              <w:t>Juha Saari</w:t>
+              <w:t>Rafal Wrobel</w:t>
             </w:r>
           </w:p>
         </w:tc>
@@ -3380,7 +3534,7 @@
               <w:rPr>
                 <w:sz w:val="19"/>
               </w:rPr>
-              <w:t>Upheat, high-temperature heat pumps</w:t>
+              <w:t>Newcastle University</w:t>
             </w:r>
           </w:p>
         </w:tc>
@@ -3398,7 +3552,7 @@
               <w:rPr>
                 <w:sz w:val="19"/>
               </w:rPr>
-              <w:t>invited</w:t>
+              <w:t>interested; considering the chapter</w:t>
             </w:r>
           </w:p>
         </w:tc>
@@ -3418,7 +3572,303 @@
               <w:rPr>
                 <w:sz w:val="19"/>
               </w:rPr>
-              <w:t>1, 3, 7, 8, 12, 13</w:t>
+              <w:t>11 — The drive: the converter interface</w:t>
+            </w:r>
+          </w:p>
+        </w:tc>
+        <w:tc>
+          <w:tcPr>
+            <w:tcW w:type="dxa" w:w="2160"/>
+          </w:tcPr>
+          <w:p>
+            <w:r>
+              <w:rPr>
+                <w:sz w:val="19"/>
+              </w:rPr>
+            </w:r>
+            <w:r>
+              <w:rPr>
+                <w:sz w:val="19"/>
+              </w:rPr>
+              <w:t>Pasi Peltoniemi</w:t>
+            </w:r>
+          </w:p>
+        </w:tc>
+        <w:tc>
+          <w:tcPr>
+            <w:tcW w:type="dxa" w:w="2160"/>
+          </w:tcPr>
+          <w:p>
+            <w:r>
+              <w:rPr>
+                <w:sz w:val="19"/>
+              </w:rPr>
+            </w:r>
+            <w:r>
+              <w:rPr>
+                <w:sz w:val="19"/>
+              </w:rPr>
+              <w:t>LUT, power electronics</w:t>
+            </w:r>
+          </w:p>
+        </w:tc>
+        <w:tc>
+          <w:tcPr>
+            <w:tcW w:type="dxa" w:w="2160"/>
+          </w:tcPr>
+          <w:p>
+            <w:r>
+              <w:rPr>
+                <w:sz w:val="19"/>
+              </w:rPr>
+            </w:r>
+            <w:r>
+              <w:rPr>
+                <w:sz w:val="19"/>
+              </w:rPr>
+              <w:t>agreed in principle</w:t>
+            </w:r>
+          </w:p>
+        </w:tc>
+      </w:tr>
+      <w:tr>
+        <w:tc>
+          <w:tcPr>
+            <w:tcW w:type="dxa" w:w="2160"/>
+          </w:tcPr>
+          <w:p>
+            <w:r>
+              <w:rPr>
+                <w:sz w:val="19"/>
+              </w:rPr>
+            </w:r>
+            <w:r>
+              <w:rPr>
+                <w:sz w:val="19"/>
+              </w:rPr>
+              <w:t>12 — Control at high fundamental frequency</w:t>
+            </w:r>
+          </w:p>
+        </w:tc>
+        <w:tc>
+          <w:tcPr>
+            <w:tcW w:type="dxa" w:w="2160"/>
+          </w:tcPr>
+          <w:p>
+            <w:r>
+              <w:rPr>
+                <w:sz w:val="19"/>
+              </w:rPr>
+            </w:r>
+            <w:r>
+              <w:rPr>
+                <w:sz w:val="19"/>
+              </w:rPr>
+              <w:t>Marko Hinkkanen</w:t>
+            </w:r>
+          </w:p>
+        </w:tc>
+        <w:tc>
+          <w:tcPr>
+            <w:tcW w:type="dxa" w:w="2160"/>
+          </w:tcPr>
+          <w:p>
+            <w:r>
+              <w:rPr>
+                <w:sz w:val="19"/>
+              </w:rPr>
+            </w:r>
+            <w:r>
+              <w:rPr>
+                <w:sz w:val="19"/>
+              </w:rPr>
+              <w:t>Aalto University, electric drives</w:t>
+            </w:r>
+          </w:p>
+        </w:tc>
+        <w:tc>
+          <w:tcPr>
+            <w:tcW w:type="dxa" w:w="2160"/>
+          </w:tcPr>
+          <w:p>
+            <w:r>
+              <w:rPr>
+                <w:sz w:val="19"/>
+              </w:rPr>
+            </w:r>
+            <w:r>
+              <w:rPr>
+                <w:sz w:val="19"/>
+              </w:rPr>
+              <w:t>to be invited</w:t>
+            </w:r>
+          </w:p>
+        </w:tc>
+      </w:tr>
+      <w:tr>
+        <w:tc>
+          <w:tcPr>
+            <w:tcW w:type="dxa" w:w="2160"/>
+          </w:tcPr>
+          <w:p>
+            <w:r>
+              <w:rPr>
+                <w:sz w:val="19"/>
+              </w:rPr>
+            </w:r>
+            <w:r>
+              <w:rPr>
+                <w:sz w:val="19"/>
+              </w:rPr>
+              <w:t>13 — Industrial case studies</w:t>
+            </w:r>
+          </w:p>
+        </w:tc>
+        <w:tc>
+          <w:tcPr>
+            <w:tcW w:type="dxa" w:w="2160"/>
+          </w:tcPr>
+          <w:p>
+            <w:r>
+              <w:rPr>
+                <w:sz w:val="19"/>
+              </w:rPr>
+            </w:r>
+            <w:r>
+              <w:rPr>
+                <w:sz w:val="19"/>
+              </w:rPr>
+              <w:t>Jonna Tiainen and Ahti Jaatinen-Värri</w:t>
+            </w:r>
+          </w:p>
+        </w:tc>
+        <w:tc>
+          <w:tcPr>
+            <w:tcW w:type="dxa" w:w="2160"/>
+          </w:tcPr>
+          <w:p>
+            <w:r>
+              <w:rPr>
+                <w:sz w:val="19"/>
+              </w:rPr>
+            </w:r>
+            <w:r>
+              <w:rPr>
+                <w:sz w:val="19"/>
+              </w:rPr>
+              <w:t>The Switch; LUT, turbomachinery</w:t>
+            </w:r>
+          </w:p>
+        </w:tc>
+        <w:tc>
+          <w:tcPr>
+            <w:tcW w:type="dxa" w:w="2160"/>
+          </w:tcPr>
+          <w:p>
+            <w:r>
+              <w:rPr>
+                <w:sz w:val="19"/>
+              </w:rPr>
+            </w:r>
+            <w:r>
+              <w:rPr>
+                <w:sz w:val="19"/>
+              </w:rPr>
+              <w:t>to be invited</w:t>
+            </w:r>
+          </w:p>
+        </w:tc>
+      </w:tr>
+      <w:tr>
+        <w:tc>
+          <w:tcPr>
+            <w:tcW w:type="dxa" w:w="2160"/>
+          </w:tcPr>
+          <w:p>
+            <w:r>
+              <w:rPr>
+                <w:sz w:val="19"/>
+              </w:rPr>
+            </w:r>
+            <w:r>
+              <w:rPr>
+                <w:sz w:val="19"/>
+              </w:rPr>
+              <w:t>14 — Mobile case studies</w:t>
+            </w:r>
+          </w:p>
+        </w:tc>
+        <w:tc>
+          <w:tcPr>
+            <w:tcW w:type="dxa" w:w="2160"/>
+          </w:tcPr>
+          <w:p>
+            <w:r>
+              <w:rPr>
+                <w:sz w:val="19"/>
+              </w:rPr>
+            </w:r>
+            <w:r>
+              <w:rPr>
+                <w:sz w:val="19"/>
+              </w:rPr>
+              <w:t>Jenni Pippuri-Mäkeläinen</w:t>
+            </w:r>
+          </w:p>
+        </w:tc>
+        <w:tc>
+          <w:tcPr>
+            <w:tcW w:type="dxa" w:w="2160"/>
+          </w:tcPr>
+          <w:p>
+            <w:r>
+              <w:rPr>
+                <w:sz w:val="19"/>
+              </w:rPr>
+            </w:r>
+            <w:r>
+              <w:rPr>
+                <w:sz w:val="19"/>
+              </w:rPr>
+              <w:t>VTT, manager of the Voltcar project</w:t>
+            </w:r>
+          </w:p>
+        </w:tc>
+        <w:tc>
+          <w:tcPr>
+            <w:tcW w:type="dxa" w:w="2160"/>
+          </w:tcPr>
+          <w:p>
+            <w:r>
+              <w:rPr>
+                <w:sz w:val="19"/>
+              </w:rPr>
+            </w:r>
+            <w:r>
+              <w:rPr>
+                <w:sz w:val="19"/>
+              </w:rPr>
+              <w:t>to be invited</w:t>
+            </w:r>
+          </w:p>
+        </w:tc>
+      </w:tr>
+      <w:tr>
+        <w:tc>
+          <w:tcPr>
+            <w:tcW w:type="dxa" w:w="2160"/>
+          </w:tcPr>
+          <w:p>
+            <w:r>
+              <w:rPr>
+                <w:sz w:val="19"/>
+              </w:rPr>
+            </w:r>
+            <w:r>
+              <w:rPr>
+                <w:sz w:val="19"/>
+              </w:rPr>
+              <w:t>1, 3, 7</w:t>
             </w:r>
           </w:p>
         </w:tc>
@@ -3640,7 +4090,7 @@
               <w:rPr>
                 <w:sz w:val="19"/>
               </w:rPr>
-              <w:t>3, 12; photographs and machine material throughout</w:t>
+              <w:t>3, the induction machines; 13, manufacture and qualification; photographs and machine material throughout</w:t>
             </w:r>
           </w:p>
         </w:tc>
@@ -3714,7 +4164,7 @@
               <w:rPr>
                 <w:sz w:val="19"/>
               </w:rPr>
-              <w:t>11, 12</w:t>
+              <w:t>11, harmonic losses; 13, the test rig and loss segregation</w:t>
             </w:r>
           </w:p>
         </w:tc>
@@ -3732,7 +4182,7 @@
               <w:rPr>
                 <w:sz w:val="19"/>
               </w:rPr>
-              <w:t>P. Peltoniemi and the authors</w:t>
+              <w:t>P. Peltoniemi and the Chapter 13 owners</w:t>
             </w:r>
           </w:p>
         </w:tc>
@@ -3752,7 +4202,7 @@
               <w:rPr>
                 <w:sz w:val="19"/>
               </w:rPr>
-              <w:t>Ahti Jaatinen-Värri</w:t>
+              <w:t>Ilya Petrov</w:t>
             </w:r>
           </w:p>
         </w:tc>
@@ -3770,7 +4220,7 @@
               <w:rPr>
                 <w:sz w:val="19"/>
               </w:rPr>
-              <w:t>LUT, turbomachinery</w:t>
+              <w:t>LUT University, author</w:t>
             </w:r>
           </w:p>
         </w:tc>
@@ -3788,7 +4238,7 @@
               <w:rPr>
                 <w:sz w:val="19"/>
               </w:rPr>
-              <w:t>2 or 10, the air-gap flow and the aerodynamic optimum</w:t>
+              <w:t>13, the electrical machine of §13.1</w:t>
             </w:r>
           </w:p>
         </w:tc>
@@ -3806,7 +4256,7 @@
               <w:rPr>
                 <w:sz w:val="19"/>
               </w:rPr>
-              <w:t>J. Saari or R. Wrobel</w:t>
+              <w:t>the Chapter 13 owners</w:t>
             </w:r>
           </w:p>
         </w:tc>
@@ -3826,7 +4276,7 @@
               <w:rPr>
                 <w:sz w:val="19"/>
               </w:rPr>
-              <w:t>Jonna Tiainen</w:t>
+              <w:t>a bearing application specialist</w:t>
             </w:r>
           </w:p>
         </w:tc>
@@ -3844,7 +4294,7 @@
               <w:rPr>
                 <w:sz w:val="19"/>
               </w:rPr>
-              <w:t>The Switch</w:t>
+              <w:t>industry</w:t>
             </w:r>
           </w:p>
         </w:tc>
@@ -3862,7 +4312,7 @@
               <w:rPr>
                 <w:sz w:val="19"/>
               </w:rPr>
-              <w:t>2, 12</w:t>
+              <w:t>6</w:t>
             </w:r>
           </w:p>
         </w:tc>
@@ -3880,7 +4330,7 @@
               <w:rPr>
                 <w:sz w:val="19"/>
               </w:rPr>
-              <w:t>J. Saari and the authors</w:t>
+              <w:t>J. Sopanen, from his network</w:t>
             </w:r>
           </w:p>
         </w:tc>
@@ -3900,7 +4350,7 @@
               <w:rPr>
                 <w:sz w:val="19"/>
               </w:rPr>
-              <w:t>a bearing application specialist</w:t>
+              <w:t>a windage co-author</w:t>
             </w:r>
           </w:p>
         </w:tc>
@@ -3918,7 +4368,7 @@
               <w:rPr>
                 <w:sz w:val="19"/>
               </w:rPr>
-              <w:t>industry</w:t>
+              <w:t>to be settled</w:t>
             </w:r>
           </w:p>
         </w:tc>
@@ -3936,7 +4386,7 @@
               <w:rPr>
                 <w:sz w:val="19"/>
               </w:rPr>
-              <w:t>6</w:t>
+              <w:t>9, §9.8</w:t>
             </w:r>
           </w:p>
         </w:tc>
@@ -3954,7 +4404,7 @@
               <w:rPr>
                 <w:sz w:val="19"/>
               </w:rPr>
-              <w:t>J. Sopanen, from his network</w:t>
+              <w:t>P. Rasilo; J. Saari is the natural name</w:t>
             </w:r>
           </w:p>
         </w:tc>
@@ -3974,7 +4424,7 @@
               <w:rPr>
                 <w:sz w:val="19"/>
               </w:rPr>
-              <w:t>a control specialist</w:t>
+              <w:t>an aerospace contributor</w:t>
             </w:r>
           </w:p>
         </w:tc>
@@ -4010,7 +4460,7 @@
               <w:rPr>
                 <w:sz w:val="19"/>
               </w:rPr>
-              <w:t>11</w:t>
+              <w:t>14, §14.2</w:t>
             </w:r>
           </w:p>
         </w:tc>
@@ -4028,7 +4478,7 @@
               <w:rPr>
                 <w:sz w:val="19"/>
               </w:rPr>
-              <w:t>P. Peltoniemi</w:t>
+              <w:t>J. Pippuri-Mäkeläinen</w:t>
             </w:r>
           </w:p>
         </w:tc>
@@ -4048,7 +4498,7 @@
               <w:rPr>
                 <w:sz w:val="19"/>
               </w:rPr>
-              <w:t>Jenni Pippuri-Mäkeläinen</w:t>
+              <w:t>an e-turbocharger contributor</w:t>
             </w:r>
           </w:p>
         </w:tc>
@@ -4066,7 +4516,7 @@
               <w:rPr>
                 <w:sz w:val="19"/>
               </w:rPr>
-              <w:t>VTT, manager of the Voltcar project</w:t>
+              <w:t>to be identified</w:t>
             </w:r>
           </w:p>
         </w:tc>
@@ -4084,7 +4534,7 @@
               <w:rPr>
                 <w:sz w:val="19"/>
               </w:rPr>
-              <w:t>13, the Voltcar machine of §13.1</w:t>
+              <w:t>14, §14.3</w:t>
             </w:r>
           </w:p>
         </w:tc>
@@ -4102,81 +4552,7 @@
               <w:rPr>
                 <w:sz w:val="19"/>
               </w:rPr>
-              <w:t>the authors</w:t>
-            </w:r>
-          </w:p>
-        </w:tc>
-      </w:tr>
-      <w:tr>
-        <w:tc>
-          <w:tcPr>
-            <w:tcW w:type="dxa" w:w="2160"/>
-          </w:tcPr>
-          <w:p>
-            <w:r>
-              <w:rPr>
-                <w:sz w:val="19"/>
-              </w:rPr>
-            </w:r>
-            <w:r>
-              <w:rPr>
-                <w:sz w:val="19"/>
-              </w:rPr>
-              <w:t>an aerospace contributor</w:t>
-            </w:r>
-          </w:p>
-        </w:tc>
-        <w:tc>
-          <w:tcPr>
-            <w:tcW w:type="dxa" w:w="2160"/>
-          </w:tcPr>
-          <w:p>
-            <w:r>
-              <w:rPr>
-                <w:sz w:val="19"/>
-              </w:rPr>
-            </w:r>
-            <w:r>
-              <w:rPr>
-                <w:sz w:val="19"/>
-              </w:rPr>
-              <w:t>to be identified</w:t>
-            </w:r>
-          </w:p>
-        </w:tc>
-        <w:tc>
-          <w:tcPr>
-            <w:tcW w:type="dxa" w:w="2160"/>
-          </w:tcPr>
-          <w:p>
-            <w:r>
-              <w:rPr>
-                <w:sz w:val="19"/>
-              </w:rPr>
-            </w:r>
-            <w:r>
-              <w:rPr>
-                <w:sz w:val="19"/>
-              </w:rPr>
-              <w:t>13</w:t>
-            </w:r>
-          </w:p>
-        </w:tc>
-        <w:tc>
-          <w:tcPr>
-            <w:tcW w:type="dxa" w:w="2160"/>
-          </w:tcPr>
-          <w:p>
-            <w:r>
-              <w:rPr>
-                <w:sz w:val="19"/>
-              </w:rPr>
-            </w:r>
-            <w:r>
-              <w:rPr>
-                <w:sz w:val="19"/>
-              </w:rPr>
-              <w:t>the authors</w:t>
+              <w:t>J. Pippuri-Mäkeläinen</w:t>
             </w:r>
           </w:p>
         </w:tc>
@@ -4200,7 +4576,7 @@
         <w:jc w:val="both"/>
       </w:pPr>
       <w:r>
-        <w:t>Indicative, from contract signature: Chapters 2 and 3 with the running-machine specifications at month 6; Part II at month 11; Part III, which carries four chapters, at month 16; Part IV at month 20; complete manuscript with problems and notebooks at month 22; delivery at month 24.</w:t>
+        <w:t>Indicative, from contract signature: Chapters 2 and 3 with the running-machine specifications at month 6; Part II at month 11; Part III, which carries four chapters, at month 16; Part IV, which carries four, at month 20; complete manuscript with problems and notebooks at month 22; delivery at month 24.</w:t>
       </w:r>
     </w:p>
     <w:p>

--- a/chapter1/Annotated_TOC.docx
+++ b/chapter1/Annotated_TOC.docx
@@ -1988,7 +1988,7 @@
               <w:rPr>
                 <w:sz w:val="19"/>
               </w:rPr>
-              <w:t>Mobile case studies: traction, aerospace and e-turbo</w:t>
+              <w:t>Mobile case studies: traction</w:t>
             </w:r>
           </w:p>
         </w:tc>
@@ -2942,7 +2942,7 @@
         <w:pStyle w:val="Heading4"/>
       </w:pPr>
       <w:r>
-        <w:t>Chapter 14. Mobile case studies: traction, aerospace and e-turbo</w:t>
+        <w:t>Chapter 14. Mobile case studies: traction</w:t>
       </w:r>
     </w:p>
     <w:p>

--- a/chapter1/Annotated_TOC.docx
+++ b/chapter1/Annotated_TOC.docx
@@ -38,6 +38,23 @@
       </w:pPr>
       <w:r>
         <w:t>Authors: Hüseyin Canseven, Ilya Petrov, Juha Pyrhönen (LUT University), with named contributors per chapter.</w:t>
+      </w:r>
+    </w:p>
+    <w:p>
+      <w:pPr>
+        <w:jc w:val="both"/>
+      </w:pPr>
+      <w:r>
+        <w:t xml:space="preserve">&gt; </w:t>
+      </w:r>
+      <w:r>
+        <w:rPr>
+          <w:b/>
+        </w:rPr>
+        <w:t>Confidential — unpublished draft.</w:t>
+      </w:r>
+      <w:r>
+        <w:t xml:space="preserve"> This annotated table of contents is an unpublished working document prepared for a book proposal that has not yet been submitted to Wiley-IEEE Press. It is sent to you in confidence and solely so that you can judge whether to take part. Please do not forward, circulate, post or quote it, in whole or in part, without the authors’ written permission. If you invite a co-author, you may of course show it to them on the same terms. © 2026 H. T. Canseven, I. Petrov and J. Pyrhönen. All rights reserved.</w:t>
       </w:r>
     </w:p>
     <w:p>
